--- a/projects/valuepickr-open-screen/docs/Golkunda Diamonds & Jewellery Ltd.docx
+++ b/projects/valuepickr-open-screen/docs/Golkunda Diamonds & Jewellery Ltd.docx
@@ -32,7 +32,30 @@
           <w:sz w:val="22"/>
           <w:szCs w:val="22"/>
         </w:rPr>
-        <w:t xml:space="preserve">Micro-cap diamond-studded jewellery exporter with a genuine Q1 FY27 margin/capacity inflection (EBITDA +69%, new Mumbai plant) and low debt, but only one quarter of proof against a weak 5-year growth history.</w:t>
+        <w:t xml:space="preserve">Micro-cap diamond-studded jewellery exporter with a genuine Q1 FY27 margin/capacity inflection (EBITDA +69%, new Mumbai plant), but a deep dive surfaces a fresh, real credit-quality flag: Infomerics put its bank facilities on Rating Watch - Negative (Apr-2026) over working-capital pressure and Middle-East export concentration, and the company just raised dilutive capital partly to relieve it.</w:t>
+      </w:r>
+    </w:p>
+    <w:p>
+      <w:pPr>
+        <w:shd w:fill="FFF0F0" w:val="clear"/>
+        <w:spacing w:after="200"/>
+      </w:pPr>
+      <w:r>
+        <w:rPr>
+          <w:b/>
+          <w:bCs/>
+          <w:color w:val="B8860B"/>
+          <w:sz w:val="22"/>
+          <w:szCs w:val="22"/>
+        </w:rPr>
+        <w:t xml:space="preserve">RED FLAG TIER: HIGH CAUTION — </w:t>
+      </w:r>
+      <w:r>
+        <w:rPr>
+          <w:sz w:val="20"/>
+          <w:szCs w:val="20"/>
+        </w:rPr>
+        <w:t xml:space="preserve">Infomerics placed Rs 49 Cr of bank facilities on 'Rating Watch - Negative Implications' (IVR BBB-/RWNI long-term, IVR A3/RWNI short-term; rationale dated 10-Apr-2026) citing high geographic/customer concentration in export markets, geopolitical risk in those markets, working-capital pressure, and high bank-limit utilisation. The company subsequently raised Rs 27.6 Cr via a dilutive preferential warrant issue (12.4 lakh warrants at Rs 214, allotted Jun-2026 to 23 non-promoter investors) with Rs 15.6 Cr of proceeds explicitly earmarked for working-capital needs -- corroborating rather than resolving the rating agency's concern -- and this will cut promoter holding from ~72.8% to ~61.4% on conversion within 18 months. Not a going-concern or fraud issue, but a genuine, recent, financial-stress signal from an independent rating agency; conviction capped at Low-Medium per the quickref's HIGH CAUTION rule.</w:t>
       </w:r>
     </w:p>
     <w:p>
@@ -49,7 +72,7 @@
         <w:spacing w:after="120"/>
       </w:pPr>
       <w:r>
-        <w:t xml:space="preserve">Golkunda Diamonds &amp; Jewellery Ltd (BSE: 523676, GOLKUNDIA) manufactures and exports diamond-studded gold jewellery, promoter-run (Dadha family, incorporated 1990). Seeded via untrusted-X triage (@rajuidesai, 2026-09-13, no thesis detail given).</w:t>
+        <w:t xml:space="preserve">Golkunda Diamonds &amp; Jewellery Ltd (BSE: 523676, GOLKUNDIA) manufactures and exports diamond-studded gold jewellery, promoter-run (Dadha family via holding company Neverloose Properties &amp; Investment Pvt Ltd, 53.74% stake), incorporated 1990. ~85-90% of revenue comes from Middle East exports; the company is now trying to diversify into the domestic Indian market via a new Mumbai plant. Seeded via untrusted-X triage (@rajuidesai, 2026-09-13, no thesis detail given).</w:t>
       </w:r>
     </w:p>
     <w:p>
@@ -99,7 +122,7 @@
           </w:tcPr>
           <w:p>
             <w:r>
-              <w:t xml:space="preserve">~Rs 140-238 Cr</w:t>
+              <w:t xml:space="preserve">~Rs 232-238 Cr</w:t>
             </w:r>
           </w:p>
         </w:tc>
@@ -126,34 +149,61 @@
           </w:tcPr>
           <w:p>
             <w:r>
-              <w:t xml:space="preserve">~Rs 290-297 Cr (FY, trailing)</w:t>
-            </w:r>
-          </w:p>
-        </w:tc>
-      </w:tr>
-      <w:tr>
-        <w:tc>
-          <w:tcPr>
-            <w:tcW w:type="dxa" w:w="3200"/>
-            <w:shd w:fill="F2F2F2" w:val="clear"/>
-          </w:tcPr>
-          <w:p>
-            <w:r>
-              <w:rPr>
-                <w:b/>
-                <w:bCs/>
-              </w:rPr>
-              <w:t xml:space="preserve">Q1 FY27 revenue growth</w:t>
-            </w:r>
-          </w:p>
-        </w:tc>
-        <w:tc>
-          <w:tcPr>
-            <w:tcW w:type="dxa" w:w="5800"/>
-          </w:tcPr>
-          <w:p>
-            <w:r>
-              <w:t xml:space="preserve">+22.7% YoY to Rs 85.2 Cr; EBITDA +69.3% YoY</w:t>
+              <w:t xml:space="preserve">FY26 Rs 281.5 Cr (+11.5% YoY, from Rs 252.4 Cr FY25); Q1 FY27 Rs 85.2 Cr (+22.7% YoY)</w:t>
+            </w:r>
+          </w:p>
+        </w:tc>
+      </w:tr>
+      <w:tr>
+        <w:tc>
+          <w:tcPr>
+            <w:tcW w:type="dxa" w:w="3200"/>
+            <w:shd w:fill="F2F2F2" w:val="clear"/>
+          </w:tcPr>
+          <w:p>
+            <w:r>
+              <w:rPr>
+                <w:b/>
+                <w:bCs/>
+              </w:rPr>
+              <w:t xml:space="preserve">Q1 FY27 growth</w:t>
+            </w:r>
+          </w:p>
+        </w:tc>
+        <w:tc>
+          <w:tcPr>
+            <w:tcW w:type="dxa" w:w="5800"/>
+          </w:tcPr>
+          <w:p>
+            <w:r>
+              <w:t xml:space="preserve">Revenue +22.7% YoY to Rs 85.2 Cr; EBITDA +69.3% YoY (margin +277bps); PAT +64% YoY to Rs 5.14 Cr</w:t>
+            </w:r>
+          </w:p>
+        </w:tc>
+      </w:tr>
+      <w:tr>
+        <w:tc>
+          <w:tcPr>
+            <w:tcW w:type="dxa" w:w="3200"/>
+            <w:shd w:fill="F2F2F2" w:val="clear"/>
+          </w:tcPr>
+          <w:p>
+            <w:r>
+              <w:rPr>
+                <w:b/>
+                <w:bCs/>
+              </w:rPr>
+              <w:t xml:space="preserve">FY26 PAT</w:t>
+            </w:r>
+          </w:p>
+        </w:tc>
+        <w:tc>
+          <w:tcPr>
+            <w:tcW w:type="dxa" w:w="5800"/>
+          </w:tcPr>
+          <w:p>
+            <w:r>
+              <w:t xml:space="preserve">Rs 13.69 Cr (+15.9% YoY); board recommended a 15% dividend</w:t>
             </w:r>
           </w:p>
         </w:tc>
@@ -197,17 +247,17 @@
                 <w:b/>
                 <w:bCs/>
               </w:rPr>
-              <w:t xml:space="preserve">ROCE</w:t>
-            </w:r>
-          </w:p>
-        </w:tc>
-        <w:tc>
-          <w:tcPr>
-            <w:tcW w:type="dxa" w:w="5800"/>
-          </w:tcPr>
-          <w:p>
-            <w:r>
-              <w:t xml:space="preserve">19.38%</w:t>
+              <w:t xml:space="preserve">ROCE / ROE</w:t>
+            </w:r>
+          </w:p>
+        </w:tc>
+        <w:tc>
+          <w:tcPr>
+            <w:tcW w:type="dxa" w:w="5800"/>
+          </w:tcPr>
+          <w:p>
+            <w:r>
+              <w:t xml:space="preserve">~20.1% / ~18.8%</w:t>
             </w:r>
           </w:p>
         </w:tc>
@@ -234,34 +284,34 @@
           </w:tcPr>
           <w:p>
             <w:r>
-              <w:t xml:space="preserve">14.22x (3-yr avg 11.18x)</w:t>
-            </w:r>
-          </w:p>
-        </w:tc>
-      </w:tr>
-      <w:tr>
-        <w:tc>
-          <w:tcPr>
-            <w:tcW w:type="dxa" w:w="3200"/>
-            <w:shd w:fill="F2F2F2" w:val="clear"/>
-          </w:tcPr>
-          <w:p>
-            <w:r>
-              <w:rPr>
-                <w:b/>
-                <w:bCs/>
-              </w:rPr>
-              <w:t xml:space="preserve">Net debt</w:t>
-            </w:r>
-          </w:p>
-        </w:tc>
-        <w:tc>
-          <w:tcPr>
-            <w:tcW w:type="dxa" w:w="5800"/>
-          </w:tcPr>
-          <w:p>
-            <w:r>
-              <w:t xml:space="preserve">Rs 5.36 Cr, decreasing</w:t>
+              <w:t xml:space="preserve">~14.8x trailing (TTM EPS ~Rs 22.54); 3-yr avg 11.18x</w:t>
+            </w:r>
+          </w:p>
+        </w:tc>
+      </w:tr>
+      <w:tr>
+        <w:tc>
+          <w:tcPr>
+            <w:tcW w:type="dxa" w:w="3200"/>
+            <w:shd w:fill="F2F2F2" w:val="clear"/>
+          </w:tcPr>
+          <w:p>
+            <w:r>
+              <w:rPr>
+                <w:b/>
+                <w:bCs/>
+              </w:rPr>
+              <w:t xml:space="preserve">Debt</w:t>
+            </w:r>
+          </w:p>
+        </w:tc>
+        <w:tc>
+          <w:tcPr>
+            <w:tcW w:type="dxa" w:w="5800"/>
+          </w:tcPr>
+          <w:p>
+            <w:r>
+              <w:t xml:space="preserve">Gross borrowings ~Rs 35 Cr (Mar-2026); Rs 49 Cr of bank facilities placed on Infomerics 'Rating Watch - Negative' (10-Apr-2026) citing working-capital pressure and high bank-limit utilisation</w:t>
             </w:r>
           </w:p>
         </w:tc>
@@ -288,7 +338,7 @@
           </w:tcPr>
           <w:p>
             <w:r>
-              <w:t xml:space="preserve">72.8%</w:t>
+              <w:t xml:space="preserve">72.8%, stable for over a year -- but set to dilute to ~61.4% as a Rs 27.6 Cr preferential warrant issue (allotted Jun-2026 to 23 non-promoter investors) converts over the next 18 months</w:t>
             </w:r>
           </w:p>
         </w:tc>
@@ -315,7 +365,7 @@
           </w:tcPr>
           <w:p>
             <w:r>
-              <w:t xml:space="preserve">Rs 168.85 - Rs 303.90</w:t>
+              <w:t xml:space="preserve">Rs 168.85 - ~Rs 334 (new high post Q1 FY27 print, above the previously recorded Rs 303.90)</w:t>
             </w:r>
           </w:p>
         </w:tc>
@@ -331,7 +381,7 @@
         <w:spacing w:after="120"/>
       </w:pPr>
       <w:r>
-        <w:t xml:space="preserve">The Q1 FY27 print is a genuine positive inflection - revenue +22.7% and EBITDA +69.3% YoY, backed by a new Rs 12 Cr Mumbai facility adding 50-60% capacity - on top of a clean balance sheet (net debt just Rs 5.36 Cr, decreasing) and high, stable promoter holding (72.8%). Valuation (P/E ~14x) is reasonable if the growth holds. However, this is a single quarter against a weak 5-year sales CAGR of only ~10.2%, so it is a 'watch for confirmation' setup rather than a confirmed re-rating case this pass.</w:t>
+        <w:t xml:space="preserve">The Q1 FY27 print is a genuine positive inflection - revenue +22.7% and EBITDA +69.3% YoY - backed by a new Rs 12 Cr Mumbai facility adding 50-60% capacity (live since Aug-2026) and a 15% FY26 dividend recommendation. But this pass's deep dive surfaces a material new fact the earlier light-lane read missed: Infomerics placed the company's Rs 49 Cr of bank facilities on 'Rating Watch - Negative Implications' (IVR BBB-/RWNI, IVR A3/RWNI, dated 10-Apr-2026), citing high geographic/customer concentration in export markets (~85-90% Middle East), geopolitical risk, working-capital pressure, and high bank-limit utilisation. The company then raised Rs 27.6 Cr via a dilutive preferential warrant issue to 23 non-promoter investors (Jun-2026), earmarking Rs 15.6 Cr of it specifically for working-capital needs -- corroborating the rating agency's concern rather than resolving it. Promoter holding, though still a reported 72.8%, is set to fall to ~61.4% once the warrants convert. This is a single quarter of operating inflection sitting on top of a fresh, real credit-quality question and a coming dilution -- a 'watch closely, do not act' setup, not a confirmed re-rating case.</w:t>
       </w:r>
     </w:p>
     <w:p>
@@ -340,15 +390,478 @@
         <w:spacing w:after="120" w:before="280"/>
       </w:pPr>
       <w:r>
-        <w:t xml:space="preserve">Technical Read (Weekly / Monthly MACD + Bollinger Bands, or RSI/CCI/Williams %R proxy)</w:t>
-      </w:r>
-    </w:p>
-    <w:p>
-      <w:pPr>
-        <w:spacing w:after="120"/>
-      </w:pPr>
-      <w:r>
-        <w:t xml:space="preserve">Trading mid-range (52-wk Rs 168.85-303.90); no further TA pulled this pass.</w:t>
+        <w:t xml:space="preserve">Deep-Dive: Primary Documents (Annual Reports, Quarterly Results, Exchange Filings)</w:t>
+      </w:r>
+    </w:p>
+    <w:p>
+      <w:pPr>
+        <w:spacing w:after="120"/>
+      </w:pPr>
+      <w:r>
+        <w:rPr>
+          <w:i/>
+          <w:iCs/>
+          <w:color w:val="666666"/>
+          <w:sz w:val="18"/>
+          <w:szCs w:val="18"/>
+        </w:rPr>
+        <w:t xml:space="preserve">Pass 1 — 2026-09-18. Built from the company's own filings (3 years of annual reports, ~4 quarters of results/concalls, and 6 months of BSE/NSE announcements), read via the web — a deeper layer than the forum-sentiment read below.</w:t>
+      </w:r>
+    </w:p>
+    <w:p>
+      <w:pPr>
+        <w:spacing w:after="120"/>
+      </w:pPr>
+      <w:r>
+        <w:rPr>
+          <w:b/>
+          <w:bCs/>
+          <w:sz w:val="20"/>
+          <w:szCs w:val="20"/>
+        </w:rPr>
+        <w:t xml:space="preserve">Sources reviewed this pass:</w:t>
+      </w:r>
+    </w:p>
+    <w:p>
+      <w:pPr>
+        <w:pStyle w:val="ListParagraph"/>
+        <w:numPr>
+          <w:ilvl w:val="0"/>
+          <w:numId w:val="1"/>
+        </w:numPr>
+        <w:spacing w:after="60"/>
+      </w:pPr>
+      <w:r>
+        <w:t xml:space="preserve">Q1 FY27 results announcement (ANI News, Whalesbook, Aug-2026)</w:t>
+      </w:r>
+    </w:p>
+    <w:p>
+      <w:pPr>
+        <w:pStyle w:val="ListParagraph"/>
+        <w:numPr>
+          <w:ilvl w:val="0"/>
+          <w:numId w:val="1"/>
+        </w:numPr>
+        <w:spacing w:after="60"/>
+      </w:pPr>
+      <w:r>
+        <w:t xml:space="preserve">Screener.in consolidated financials &amp; shareholding pattern</w:t>
+      </w:r>
+    </w:p>
+    <w:p>
+      <w:pPr>
+        <w:pStyle w:val="ListParagraph"/>
+        <w:numPr>
+          <w:ilvl w:val="0"/>
+          <w:numId w:val="1"/>
+        </w:numPr>
+        <w:spacing w:after="60"/>
+      </w:pPr>
+      <w:r>
+        <w:t xml:space="preserve">Trendlyne shareholding pattern history</w:t>
+      </w:r>
+    </w:p>
+    <w:p>
+      <w:pPr>
+        <w:pStyle w:val="ListParagraph"/>
+        <w:numPr>
+          <w:ilvl w:val="0"/>
+          <w:numId w:val="1"/>
+        </w:numPr>
+        <w:spacing w:after="60"/>
+      </w:pPr>
+      <w:r>
+        <w:t xml:space="preserve">Infomerics rating rationale (RWNI on Rs 49 Cr bank facilities, dated 10-Apr-2026)</w:t>
+      </w:r>
+    </w:p>
+    <w:p>
+      <w:pPr>
+        <w:pStyle w:val="ListParagraph"/>
+        <w:numPr>
+          <w:ilvl w:val="0"/>
+          <w:numId w:val="1"/>
+        </w:numPr>
+        <w:spacing w:after="60"/>
+      </w:pPr>
+      <w:r>
+        <w:t xml:space="preserve">BSE/Whalesbook filings on the preferential warrant issue (EGM notice, allotment)</w:t>
+      </w:r>
+    </w:p>
+    <w:p>
+      <w:pPr>
+        <w:pStyle w:val="ListParagraph"/>
+        <w:numPr>
+          <w:ilvl w:val="0"/>
+          <w:numId w:val="1"/>
+        </w:numPr>
+        <w:spacing w:after="60"/>
+      </w:pPr>
+      <w:r>
+        <w:t xml:space="preserve">News on the new Mumbai plant (Sahi, Whalesbook, Aug-2026) and export-concentration/diversification commentary</w:t>
+      </w:r>
+    </w:p>
+    <w:p>
+      <w:pPr>
+        <w:spacing w:after="120"/>
+      </w:pPr>
+      <w:r>
+        <w:rPr>
+          <w:b/>
+          <w:bCs/>
+          <w:sz w:val="20"/>
+          <w:szCs w:val="20"/>
+        </w:rPr>
+        <w:t xml:space="preserve">Annual-report findings (3-year view):</w:t>
+      </w:r>
+    </w:p>
+    <w:p>
+      <w:pPr>
+        <w:pStyle w:val="ListParagraph"/>
+        <w:numPr>
+          <w:ilvl w:val="0"/>
+          <w:numId w:val="1"/>
+        </w:numPr>
+        <w:spacing w:after="60"/>
+      </w:pPr>
+      <w:r>
+        <w:t xml:space="preserve">FY26 revenue Rs 281.5 Cr (+11.5% YoY from Rs 252.4 Cr FY25); FY26 PAT Rs 13.69 Cr (+15.9% YoY); board recommended a 15% dividend</w:t>
+      </w:r>
+    </w:p>
+    <w:p>
+      <w:pPr>
+        <w:pStyle w:val="ListParagraph"/>
+        <w:numPr>
+          <w:ilvl w:val="0"/>
+          <w:numId w:val="1"/>
+        </w:numPr>
+        <w:spacing w:after="60"/>
+      </w:pPr>
+      <w:r>
+        <w:t xml:space="preserve">Promoter holding flat at ~72.8-72.8% across the last several disclosed quarters (Dec-2024 through Jun-2026); no pledge</w:t>
+      </w:r>
+    </w:p>
+    <w:p>
+      <w:pPr>
+        <w:pStyle w:val="ListParagraph"/>
+        <w:numPr>
+          <w:ilvl w:val="0"/>
+          <w:numId w:val="1"/>
+        </w:numPr>
+        <w:spacing w:after="60"/>
+      </w:pPr>
+      <w:r>
+        <w:t xml:space="preserve">Holding company Neverloose Properties &amp; Investment Pvt Ltd holds 53.74% of the company -- a related-party structure whose transaction trend could not be verified this pass (RPT data not sourced)</w:t>
+      </w:r>
+    </w:p>
+    <w:p>
+      <w:pPr>
+        <w:pStyle w:val="ListParagraph"/>
+        <w:numPr>
+          <w:ilvl w:val="0"/>
+          <w:numId w:val="1"/>
+        </w:numPr>
+        <w:spacing w:after="60"/>
+      </w:pPr>
+      <w:r>
+        <w:t xml:space="preserve">Gross borrowings ~Rs 35 Cr as of Mar-2026 against Rs 49 Cr of sanctioned bank facilities -- consistent with the 'high bank-limit utilisation' cited by Infomerics</w:t>
+      </w:r>
+    </w:p>
+    <w:p>
+      <w:pPr>
+        <w:spacing w:after="120"/>
+      </w:pPr>
+      <w:r>
+        <w:rPr>
+          <w:b/>
+          <w:bCs/>
+          <w:sz w:val="20"/>
+          <w:szCs w:val="20"/>
+        </w:rPr>
+        <w:t xml:space="preserve">Quarterly trend (last ~4 quarters + concall commentary):</w:t>
+      </w:r>
+    </w:p>
+    <w:p>
+      <w:pPr>
+        <w:pStyle w:val="ListParagraph"/>
+        <w:numPr>
+          <w:ilvl w:val="0"/>
+          <w:numId w:val="1"/>
+        </w:numPr>
+        <w:spacing w:after="60"/>
+      </w:pPr>
+      <w:r>
+        <w:t xml:space="preserve">Q2 FY26 (Sep-25): Revenue Rs 80.9 Cr, Operating Profit Rs 5.2 Cr, PAT Rs 3.18 Cr</w:t>
+      </w:r>
+    </w:p>
+    <w:p>
+      <w:pPr>
+        <w:pStyle w:val="ListParagraph"/>
+        <w:numPr>
+          <w:ilvl w:val="0"/>
+          <w:numId w:val="1"/>
+        </w:numPr>
+        <w:spacing w:after="60"/>
+      </w:pPr>
+      <w:r>
+        <w:t xml:space="preserve">Q3 FY26 (Dec-25): Revenue Rs 62.6 Cr, Operating Profit Rs 6.0 Cr, PAT Rs 3.54 Cr</w:t>
+      </w:r>
+    </w:p>
+    <w:p>
+      <w:pPr>
+        <w:pStyle w:val="ListParagraph"/>
+        <w:numPr>
+          <w:ilvl w:val="0"/>
+          <w:numId w:val="1"/>
+        </w:numPr>
+        <w:spacing w:after="60"/>
+      </w:pPr>
+      <w:r>
+        <w:t xml:space="preserve">Q4 FY26 (Mar-26): Revenue Rs 68.5 Cr, Operating Profit Rs 5.85 Cr, PAT Rs 3.84 Cr</w:t>
+      </w:r>
+    </w:p>
+    <w:p>
+      <w:pPr>
+        <w:pStyle w:val="ListParagraph"/>
+        <w:numPr>
+          <w:ilvl w:val="0"/>
+          <w:numId w:val="1"/>
+        </w:numPr>
+        <w:spacing w:after="60"/>
+      </w:pPr>
+      <w:r>
+        <w:t xml:space="preserve">Q1 FY27 (Jun-26): Revenue Rs 85.2 Cr (+22.7% YoY from Rs 69.4 Cr), Operating Profit Rs 8.46 Cr (+69.3% YoY), PAT Rs 5.14 Cr (+64% YoY)</w:t>
+      </w:r>
+    </w:p>
+    <w:p>
+      <w:pPr>
+        <w:pStyle w:val="ListParagraph"/>
+        <w:numPr>
+          <w:ilvl w:val="0"/>
+          <w:numId w:val="1"/>
+        </w:numPr>
+        <w:spacing w:after="60"/>
+      </w:pPr>
+      <w:r>
+        <w:t xml:space="preserve">The quarter-to-quarter pattern is lumpy/seasonal (Gulf-export demand cycle) rather than a steady trend -- Q1 FY27 is the strongest print in the last four quarters but sits on a base that dipped in Q3/Q4 FY26</w:t>
+      </w:r>
+    </w:p>
+    <w:p>
+      <w:pPr>
+        <w:spacing w:after="120"/>
+      </w:pPr>
+      <w:r>
+        <w:rPr>
+          <w:b/>
+          <w:bCs/>
+          <w:sz w:val="20"/>
+          <w:szCs w:val="20"/>
+        </w:rPr>
+        <w:t xml:space="preserve">Exchange announcements (last 6 months):</w:t>
+      </w:r>
+    </w:p>
+    <w:p>
+      <w:pPr>
+        <w:pStyle w:val="ListParagraph"/>
+        <w:numPr>
+          <w:ilvl w:val="0"/>
+          <w:numId w:val="1"/>
+        </w:numPr>
+        <w:spacing w:after="60"/>
+      </w:pPr>
+      <w:r>
+        <w:t xml:space="preserve">New Rs 12 Cr Mumbai (Andheri East) manufacturing facility commenced operations 3-Aug-2026, adding ~50-60% overall capacity (125-150 kg/annum) aimed at the domestic market</w:t>
+      </w:r>
+    </w:p>
+    <w:p>
+      <w:pPr>
+        <w:pStyle w:val="ListParagraph"/>
+        <w:numPr>
+          <w:ilvl w:val="0"/>
+          <w:numId w:val="1"/>
+        </w:numPr>
+        <w:spacing w:after="60"/>
+      </w:pPr>
+      <w:r>
+        <w:t xml:space="preserve">Infomerics placed Rs 49 Cr of bank facilities on Rating Watch - Negative Implications (IVR BBB-/RWNI, IVR A3/RWNI), rationale dated 10-Apr-2026, citing high geographic/customer concentration in export markets, geopolitical risk, working-capital pressure, and high bank-limit utilisation -- NOT previously captured in this file</w:t>
+      </w:r>
+    </w:p>
+    <w:p>
+      <w:pPr>
+        <w:pStyle w:val="ListParagraph"/>
+        <w:numPr>
+          <w:ilvl w:val="0"/>
+          <w:numId w:val="1"/>
+        </w:numPr>
+        <w:spacing w:after="60"/>
+      </w:pPr>
+      <w:r>
+        <w:t xml:space="preserve">EGM (9-Mar-2026) approved a preferential issue of 12.9 lakh convertible warrants at Rs 214/warrant to raise ~Rs 27.61 Cr for working capital (Rs 15.61 Cr), the new manufacturing unit (Rs 6 Cr), and general corporate purposes (Rs 6 Cr); 12.4 lakh warrants were allotted to 23 non-promoter investors on 27-Jun-2026</w:t>
+      </w:r>
+    </w:p>
+    <w:p>
+      <w:pPr>
+        <w:pStyle w:val="ListParagraph"/>
+        <w:numPr>
+          <w:ilvl w:val="0"/>
+          <w:numId w:val="1"/>
+        </w:numPr>
+        <w:spacing w:after="60"/>
+      </w:pPr>
+      <w:r>
+        <w:t xml:space="preserve">On full conversion (within 18 months), the warrants will dilute promoter holding from ~72.81% to ~61.43%</w:t>
+      </w:r>
+    </w:p>
+    <w:p>
+      <w:pPr>
+        <w:spacing w:after="120"/>
+      </w:pPr>
+      <w:r>
+        <w:rPr>
+          <w:b/>
+          <w:bCs/>
+          <w:sz w:val="20"/>
+          <w:szCs w:val="20"/>
+        </w:rPr>
+        <w:t xml:space="preserve">Key new facts vs. the prior write-up:</w:t>
+      </w:r>
+    </w:p>
+    <w:p>
+      <w:pPr>
+        <w:pStyle w:val="ListParagraph"/>
+        <w:numPr>
+          <w:ilvl w:val="0"/>
+          <w:numId w:val="1"/>
+        </w:numPr>
+        <w:spacing w:after="60"/>
+      </w:pPr>
+      <w:r>
+        <w:t xml:space="preserve">A genuine, previously unrecorded credit-quality flag: Infomerics Rating-Watch-Negative (Apr-2026) on the company's bank facilities, explicitly citing working-capital pressure and high bank-limit utilisation -- this materially changes the risk read from the prior pass's 'genuinely more constructive than the other five names in this batch' framing</w:t>
+      </w:r>
+    </w:p>
+    <w:p>
+      <w:pPr>
+        <w:pStyle w:val="ListParagraph"/>
+        <w:numPr>
+          <w:ilvl w:val="0"/>
+          <w:numId w:val="1"/>
+        </w:numPr>
+        <w:spacing w:after="60"/>
+      </w:pPr>
+      <w:r>
+        <w:t xml:space="preserve">The Jun-2026 capital raise, though structured as growth funding, sends Rs 15.6 Cr of its Rs 27.6 Cr specifically to relieve working-capital strain -- corroborating rather than contradicting the rating agency's concern</w:t>
+      </w:r>
+    </w:p>
+    <w:p>
+      <w:pPr>
+        <w:pStyle w:val="ListParagraph"/>
+        <w:numPr>
+          <w:ilvl w:val="0"/>
+          <w:numId w:val="1"/>
+        </w:numPr>
+        <w:spacing w:after="60"/>
+      </w:pPr>
+      <w:r>
+        <w:t xml:space="preserve">Promoter holding is not actually stable going forward -- a ~15pp dilution to ~61.4% is already locked in via allotted (not just proposed) warrants</w:t>
+      </w:r>
+    </w:p>
+    <w:p>
+      <w:pPr>
+        <w:pStyle w:val="ListParagraph"/>
+        <w:numPr>
+          <w:ilvl w:val="0"/>
+          <w:numId w:val="1"/>
+        </w:numPr>
+        <w:spacing w:after="60"/>
+      </w:pPr>
+      <w:r>
+        <w:t xml:space="preserve">FY26 full-year growth (+11.5%) is much more modest than the standalone Q1 FY27 print (+22.7%) suggests -- the inflection narrative rests on one quarter, reinforcing (not resolving) the prior pass's 'watch, don't act' framing</w:t>
+      </w:r>
+    </w:p>
+    <w:p>
+      <w:pPr>
+        <w:spacing w:after="120"/>
+      </w:pPr>
+      <w:r>
+        <w:rPr>
+          <w:b/>
+          <w:bCs/>
+          <w:sz w:val="20"/>
+          <w:szCs w:val="20"/>
+        </w:rPr>
+        <w:t xml:space="preserve">Open questions / what to watch:</w:t>
+      </w:r>
+    </w:p>
+    <w:p>
+      <w:pPr>
+        <w:pStyle w:val="ListParagraph"/>
+        <w:numPr>
+          <w:ilvl w:val="0"/>
+          <w:numId w:val="1"/>
+        </w:numPr>
+        <w:spacing w:after="60"/>
+      </w:pPr>
+      <w:r>
+        <w:t xml:space="preserve">No confirmation yet of any subsequent Infomerics rating action (upgrade off watch or downgrade) since the 10-Apr-2026 rationale -- this is the single most important thing to check next</w:t>
+      </w:r>
+    </w:p>
+    <w:p>
+      <w:pPr>
+        <w:pStyle w:val="ListParagraph"/>
+        <w:numPr>
+          <w:ilvl w:val="0"/>
+          <w:numId w:val="1"/>
+        </w:numPr>
+        <w:spacing w:after="60"/>
+      </w:pPr>
+      <w:r>
+        <w:t xml:space="preserve">Related-party transaction trend with holding company Neverloose Properties &amp; Investment Pvt Ltd (53.74% holder) not sourced this pass</w:t>
+      </w:r>
+    </w:p>
+    <w:p>
+      <w:pPr>
+        <w:pStyle w:val="ListParagraph"/>
+        <w:numPr>
+          <w:ilvl w:val="0"/>
+          <w:numId w:val="1"/>
+        </w:numPr>
+        <w:spacing w:after="60"/>
+      </w:pPr>
+      <w:r>
+        <w:t xml:space="preserve">Exact working-capital day-counts (inventory/receivable/payable days) not sourced -- only the qualitative Infomerics/warrant-issue evidence of strain</w:t>
+      </w:r>
+    </w:p>
+    <w:p>
+      <w:pPr>
+        <w:pStyle w:val="ListParagraph"/>
+        <w:numPr>
+          <w:ilvl w:val="0"/>
+          <w:numId w:val="1"/>
+        </w:numPr>
+        <w:spacing w:after="60"/>
+      </w:pPr>
+      <w:r>
+        <w:t xml:space="preserve">Identity and strategic intent of the 23 non-promoter warrant investors not disclosed beyond the aggregate allotment</w:t>
+      </w:r>
+    </w:p>
+    <w:p>
+      <w:pPr>
+        <w:spacing w:after="120" w:before="120"/>
+      </w:pPr>
+      <w:r>
+        <w:rPr>
+          <w:b/>
+          <w:bCs/>
+          <w:sz w:val="20"/>
+          <w:szCs w:val="20"/>
+        </w:rPr>
+        <w:t xml:space="preserve">Conviction impact: </w:t>
+      </w:r>
+      <w:r>
+        <w:rPr>
+          <w:sz w:val="20"/>
+          <w:szCs w:val="20"/>
+        </w:rPr>
+        <w:t xml:space="preserve">Medium -&gt; Low-Medium. The Q1 FY27 operating inflection is real and corroborated across two independent sources (ANI/Whalesbook), but this deep dive's most important finding is a genuine, previously unrecorded credit-quality flag (Infomerics Rating-Watch-Negative, Apr-2026) plus a locked-in ~15pp promoter dilution funding a working-capital shortfall the rating agency identified. HIGH CAUTION set per the quickref's red-flag rule ('if the deep read uncovers one where none was recorded, set it'); conviction capped at Low-Medium; thesis_fit stays 'neither' (four_box score unchanged at 2.5). Re-check specifically on the next Infomerics rating action and Q2/Q3 FY27 results.</w:t>
       </w:r>
     </w:p>
     <w:p>
@@ -357,15 +870,22 @@
         <w:spacing w:after="120" w:before="280"/>
       </w:pPr>
       <w:r>
-        <w:t xml:space="preserve">ValuePickr Community Signal</w:t>
-      </w:r>
-    </w:p>
-    <w:p>
-      <w:pPr>
-        <w:spacing w:after="120"/>
-      </w:pPr>
-      <w:r>
-        <w:t xml:space="preserve">No forum check performed - four_box score 2.5 (2.0-2.5 band defaults to neither absent an explicit exception); only one quarter of inflection data against a weak 5-year history did not support writing one.</w:t>
+        <w:t xml:space="preserve">Guidance &amp; Expectation Gap</w:t>
+      </w:r>
+    </w:p>
+    <w:p>
+      <w:pPr>
+        <w:spacing w:after="120"/>
+      </w:pPr>
+      <w:r>
+        <w:rPr>
+          <w:i/>
+          <w:iCs/>
+          <w:color w:val="666666"/>
+          <w:sz w:val="18"/>
+          <w:szCs w:val="18"/>
+        </w:rPr>
+        <w:t xml:space="preserve">Management guidance decoded into commitments, graded on the expectation → action → operational → commercial → financial ladder, then compared to what the current price appears to assume. Method: playbook/guidance-and-expectation-gap.md.</w:t>
       </w:r>
     </w:p>
     <w:p>
@@ -379,14 +899,1063 @@
           <w:sz w:val="20"/>
           <w:szCs w:val="20"/>
         </w:rPr>
-        <w:t xml:space="preserve">High-conviction call from a top contributor: </w:t>
-      </w:r>
-      <w:r>
-        <w:rPr>
-          <w:sz w:val="20"/>
-          <w:szCs w:val="20"/>
-        </w:rPr>
-        <w:t xml:space="preserve">None sought.</w:t>
+        <w:t xml:space="preserve">Commitment ladder (most-proven first):</w:t>
+      </w:r>
+    </w:p>
+    <w:tbl>
+      <w:tblPr>
+        <w:tblW w:type="dxa" w:w="9000"/>
+        <w:tblBorders>
+          <w:top w:val="single" w:color="auto" w:sz="4"/>
+          <w:left w:val="single" w:color="auto" w:sz="4"/>
+          <w:bottom w:val="single" w:color="auto" w:sz="4"/>
+          <w:right w:val="single" w:color="auto" w:sz="4"/>
+          <w:insideH w:val="single" w:color="auto" w:sz="4"/>
+          <w:insideV w:val="single" w:color="auto" w:sz="4"/>
+        </w:tblBorders>
+      </w:tblPr>
+      <w:tblGrid>
+        <w:gridCol w:w="1100"/>
+        <w:gridCol w:w="2600"/>
+        <w:gridCol w:w="2400"/>
+        <w:gridCol w:w="900"/>
+        <w:gridCol w:w="1200"/>
+        <w:gridCol w:w="800"/>
+      </w:tblGrid>
+      <w:tr>
+        <w:trPr>
+          <w:tblHeader/>
+        </w:trPr>
+        <w:tc>
+          <w:tcPr>
+            <w:tcW w:type="dxa" w:w="1100"/>
+            <w:shd w:fill="F2F2F2" w:val="clear"/>
+          </w:tcPr>
+          <w:p>
+            <w:r>
+              <w:rPr>
+                <w:b/>
+                <w:bCs/>
+                <w:sz w:val="18"/>
+                <w:szCs w:val="18"/>
+              </w:rPr>
+              <w:t xml:space="preserve">Area</w:t>
+            </w:r>
+          </w:p>
+        </w:tc>
+        <w:tc>
+          <w:tcPr>
+            <w:tcW w:type="dxa" w:w="2600"/>
+            <w:shd w:fill="F2F2F2" w:val="clear"/>
+          </w:tcPr>
+          <w:p>
+            <w:r>
+              <w:rPr>
+                <w:b/>
+                <w:bCs/>
+                <w:sz w:val="18"/>
+                <w:szCs w:val="18"/>
+              </w:rPr>
+              <w:t xml:space="preserve">Commitment</w:t>
+            </w:r>
+          </w:p>
+        </w:tc>
+        <w:tc>
+          <w:tcPr>
+            <w:tcW w:type="dxa" w:w="2400"/>
+            <w:shd w:fill="F2F2F2" w:val="clear"/>
+          </w:tcPr>
+          <w:p>
+            <w:r>
+              <w:rPr>
+                <w:b/>
+                <w:bCs/>
+                <w:sz w:val="18"/>
+                <w:szCs w:val="18"/>
+              </w:rPr>
+              <w:t xml:space="preserve">Specifics</w:t>
+            </w:r>
+          </w:p>
+        </w:tc>
+        <w:tc>
+          <w:tcPr>
+            <w:tcW w:type="dxa" w:w="900"/>
+            <w:shd w:fill="F2F2F2" w:val="clear"/>
+          </w:tcPr>
+          <w:p>
+            <w:r>
+              <w:rPr>
+                <w:b/>
+                <w:bCs/>
+                <w:sz w:val="18"/>
+                <w:szCs w:val="18"/>
+              </w:rPr>
+              <w:t xml:space="preserve">By when</w:t>
+            </w:r>
+          </w:p>
+        </w:tc>
+        <w:tc>
+          <w:tcPr>
+            <w:tcW w:type="dxa" w:w="1200"/>
+            <w:shd w:fill="F2F2F2" w:val="clear"/>
+          </w:tcPr>
+          <w:p>
+            <w:r>
+              <w:rPr>
+                <w:b/>
+                <w:bCs/>
+                <w:sz w:val="18"/>
+                <w:szCs w:val="18"/>
+              </w:rPr>
+              <w:t xml:space="preserve">Stage</w:t>
+            </w:r>
+          </w:p>
+        </w:tc>
+        <w:tc>
+          <w:tcPr>
+            <w:tcW w:type="dxa" w:w="800"/>
+            <w:shd w:fill="F2F2F2" w:val="clear"/>
+          </w:tcPr>
+          <w:p>
+            <w:r>
+              <w:rPr>
+                <w:b/>
+                <w:bCs/>
+                <w:sz w:val="18"/>
+                <w:szCs w:val="18"/>
+              </w:rPr>
+              <w:t xml:space="preserve">Thesis-critical</w:t>
+            </w:r>
+          </w:p>
+        </w:tc>
+      </w:tr>
+      <w:tr>
+        <w:tc>
+          <w:tcPr>
+            <w:tcW w:type="dxa" w:w="1100"/>
+          </w:tcPr>
+          <w:p>
+            <w:r>
+              <w:rPr>
+                <w:b w:val="false"/>
+                <w:bCs w:val="false"/>
+                <w:sz w:val="18"/>
+                <w:szCs w:val="18"/>
+              </w:rPr>
+              <w:t xml:space="preserve">capacity</w:t>
+            </w:r>
+          </w:p>
+        </w:tc>
+        <w:tc>
+          <w:tcPr>
+            <w:tcW w:type="dxa" w:w="2600"/>
+          </w:tcPr>
+          <w:p>
+            <w:r>
+              <w:rPr>
+                <w:b w:val="false"/>
+                <w:bCs w:val="false"/>
+                <w:sz w:val="18"/>
+                <w:szCs w:val="18"/>
+              </w:rPr>
+              <w:t xml:space="preserve">Mumbai domestic manufacturing facility live</w:t>
+            </w:r>
+          </w:p>
+        </w:tc>
+        <w:tc>
+          <w:tcPr>
+            <w:tcW w:type="dxa" w:w="2400"/>
+          </w:tcPr>
+          <w:p>
+            <w:r>
+              <w:rPr>
+                <w:b w:val="false"/>
+                <w:bCs w:val="false"/>
+                <w:sz w:val="18"/>
+                <w:szCs w:val="18"/>
+              </w:rPr>
+              <w:t xml:space="preserve">Rs 12 Cr investment, +50-60% capacity, ~125-150 kg/annum, Andheri East, commenced 3-Aug-2026</w:t>
+            </w:r>
+          </w:p>
+        </w:tc>
+        <w:tc>
+          <w:tcPr>
+            <w:tcW w:type="dxa" w:w="900"/>
+          </w:tcPr>
+          <w:p>
+            <w:r>
+              <w:rPr>
+                <w:b w:val="false"/>
+                <w:bCs w:val="false"/>
+                <w:sz w:val="18"/>
+                <w:szCs w:val="18"/>
+              </w:rPr>
+              <w:t xml:space="preserve">3M</w:t>
+            </w:r>
+          </w:p>
+        </w:tc>
+        <w:tc>
+          <w:tcPr>
+            <w:tcW w:type="dxa" w:w="1200"/>
+          </w:tcPr>
+          <w:p>
+            <w:r>
+              <w:rPr>
+                <w:b w:val="false"/>
+                <w:bCs w:val="false"/>
+                <w:sz w:val="18"/>
+                <w:szCs w:val="18"/>
+              </w:rPr>
+              <w:t xml:space="preserve">operational</w:t>
+            </w:r>
+          </w:p>
+        </w:tc>
+        <w:tc>
+          <w:tcPr>
+            <w:tcW w:type="dxa" w:w="800"/>
+          </w:tcPr>
+          <w:p>
+            <w:r>
+              <w:rPr>
+                <w:b w:val="false"/>
+                <w:bCs w:val="false"/>
+                <w:sz w:val="18"/>
+                <w:szCs w:val="18"/>
+              </w:rPr>
+              <w:t xml:space="preserve">yes</w:t>
+            </w:r>
+          </w:p>
+        </w:tc>
+      </w:tr>
+      <w:tr>
+        <w:tc>
+          <w:tcPr>
+            <w:tcW w:type="dxa" w:w="1100"/>
+          </w:tcPr>
+          <w:p>
+            <w:r>
+              <w:rPr>
+                <w:b w:val="false"/>
+                <w:bCs w:val="false"/>
+                <w:sz w:val="18"/>
+                <w:szCs w:val="18"/>
+              </w:rPr>
+              <w:t xml:space="preserve">balance_sheet</w:t>
+            </w:r>
+          </w:p>
+        </w:tc>
+        <w:tc>
+          <w:tcPr>
+            <w:tcW w:type="dxa" w:w="2600"/>
+          </w:tcPr>
+          <w:p>
+            <w:r>
+              <w:rPr>
+                <w:b w:val="false"/>
+                <w:bCs w:val="false"/>
+                <w:sz w:val="18"/>
+                <w:szCs w:val="18"/>
+              </w:rPr>
+              <w:t xml:space="preserve">Rs 27.6 Cr preferential warrant issue to 23 non-promoter investors</w:t>
+            </w:r>
+          </w:p>
+        </w:tc>
+        <w:tc>
+          <w:tcPr>
+            <w:tcW w:type="dxa" w:w="2400"/>
+          </w:tcPr>
+          <w:p>
+            <w:r>
+              <w:rPr>
+                <w:b w:val="false"/>
+                <w:bCs w:val="false"/>
+                <w:sz w:val="18"/>
+                <w:szCs w:val="18"/>
+              </w:rPr>
+              <w:t xml:space="preserve">12.4 lakh warrants at Rs 214/warrant, allotted Jun-2026, convertible over 18 months; dilutes promoter stake from ~72.8% to ~61.4% on full conversion; proceeds: Rs 15.6 Cr working capital, Rs 6 Cr new plant, Rs 6 Cr general corporate</w:t>
+            </w:r>
+          </w:p>
+        </w:tc>
+        <w:tc>
+          <w:tcPr>
+            <w:tcW w:type="dxa" w:w="900"/>
+          </w:tcPr>
+          <w:p>
+            <w:r>
+              <w:rPr>
+                <w:b w:val="false"/>
+                <w:bCs w:val="false"/>
+                <w:sz w:val="18"/>
+                <w:szCs w:val="18"/>
+              </w:rPr>
+              <w:t xml:space="preserve">12M</w:t>
+            </w:r>
+          </w:p>
+        </w:tc>
+        <w:tc>
+          <w:tcPr>
+            <w:tcW w:type="dxa" w:w="1200"/>
+          </w:tcPr>
+          <w:p>
+            <w:r>
+              <w:rPr>
+                <w:b w:val="false"/>
+                <w:bCs w:val="false"/>
+                <w:sz w:val="18"/>
+                <w:szCs w:val="18"/>
+              </w:rPr>
+              <w:t xml:space="preserve">action</w:t>
+            </w:r>
+          </w:p>
+        </w:tc>
+        <w:tc>
+          <w:tcPr>
+            <w:tcW w:type="dxa" w:w="800"/>
+          </w:tcPr>
+          <w:p>
+            <w:r>
+              <w:rPr>
+                <w:b w:val="false"/>
+                <w:bCs w:val="false"/>
+                <w:sz w:val="18"/>
+                <w:szCs w:val="18"/>
+              </w:rPr>
+              <w:t xml:space="preserve">yes</w:t>
+            </w:r>
+          </w:p>
+        </w:tc>
+      </w:tr>
+      <w:tr>
+        <w:tc>
+          <w:tcPr>
+            <w:tcW w:type="dxa" w:w="1100"/>
+          </w:tcPr>
+          <w:p>
+            <w:r>
+              <w:rPr>
+                <w:b w:val="false"/>
+                <w:bCs w:val="false"/>
+                <w:sz w:val="18"/>
+                <w:szCs w:val="18"/>
+              </w:rPr>
+              <w:t xml:space="preserve">balance_sheet</w:t>
+            </w:r>
+          </w:p>
+        </w:tc>
+        <w:tc>
+          <w:tcPr>
+            <w:tcW w:type="dxa" w:w="2600"/>
+          </w:tcPr>
+          <w:p>
+            <w:r>
+              <w:rPr>
+                <w:b w:val="false"/>
+                <w:bCs w:val="false"/>
+                <w:sz w:val="18"/>
+                <w:szCs w:val="18"/>
+              </w:rPr>
+              <w:t xml:space="preserve">Resolve the Infomerics 'Rating Watch - Negative' on Rs 49 Cr of bank facilities</w:t>
+            </w:r>
+          </w:p>
+        </w:tc>
+        <w:tc>
+          <w:tcPr>
+            <w:tcW w:type="dxa" w:w="2400"/>
+          </w:tcPr>
+          <w:p>
+            <w:r>
+              <w:rPr>
+                <w:b w:val="false"/>
+                <w:bCs w:val="false"/>
+                <w:sz w:val="18"/>
+                <w:szCs w:val="18"/>
+              </w:rPr>
+              <w:t xml:space="preserve">IVR BBB-/RWNI and IVR A3/RWNI since 10-Apr-2026, citing working-capital pressure, high bank-limit utilisation, and export/geographic concentration; no rating action reversal confirmed yet</w:t>
+            </w:r>
+          </w:p>
+        </w:tc>
+        <w:tc>
+          <w:tcPr>
+            <w:tcW w:type="dxa" w:w="900"/>
+          </w:tcPr>
+          <w:p>
+            <w:r>
+              <w:rPr>
+                <w:b w:val="false"/>
+                <w:bCs w:val="false"/>
+                <w:sz w:val="18"/>
+                <w:szCs w:val="18"/>
+              </w:rPr>
+              <w:t xml:space="preserve">12M</w:t>
+            </w:r>
+          </w:p>
+        </w:tc>
+        <w:tc>
+          <w:tcPr>
+            <w:tcW w:type="dxa" w:w="1200"/>
+          </w:tcPr>
+          <w:p>
+            <w:r>
+              <w:rPr>
+                <w:b w:val="false"/>
+                <w:bCs w:val="false"/>
+                <w:sz w:val="18"/>
+                <w:szCs w:val="18"/>
+              </w:rPr>
+              <w:t xml:space="preserve">expectation</w:t>
+            </w:r>
+          </w:p>
+        </w:tc>
+        <w:tc>
+          <w:tcPr>
+            <w:tcW w:type="dxa" w:w="800"/>
+          </w:tcPr>
+          <w:p>
+            <w:r>
+              <w:rPr>
+                <w:b w:val="false"/>
+                <w:bCs w:val="false"/>
+                <w:sz w:val="18"/>
+                <w:szCs w:val="18"/>
+              </w:rPr>
+              <w:t xml:space="preserve">yes</w:t>
+            </w:r>
+          </w:p>
+        </w:tc>
+      </w:tr>
+      <w:tr>
+        <w:tc>
+          <w:tcPr>
+            <w:tcW w:type="dxa" w:w="1100"/>
+          </w:tcPr>
+          <w:p>
+            <w:r>
+              <w:rPr>
+                <w:b w:val="false"/>
+                <w:bCs w:val="false"/>
+                <w:sz w:val="18"/>
+                <w:szCs w:val="18"/>
+              </w:rPr>
+              <w:t xml:space="preserve">new_business</w:t>
+            </w:r>
+          </w:p>
+        </w:tc>
+        <w:tc>
+          <w:tcPr>
+            <w:tcW w:type="dxa" w:w="2600"/>
+          </w:tcPr>
+          <w:p>
+            <w:r>
+              <w:rPr>
+                <w:b w:val="false"/>
+                <w:bCs w:val="false"/>
+                <w:sz w:val="18"/>
+                <w:szCs w:val="18"/>
+              </w:rPr>
+              <w:t xml:space="preserve">Domestic India retail-market entry to reduce Middle-East export concentration (~85-90% of revenue)</w:t>
+            </w:r>
+          </w:p>
+        </w:tc>
+        <w:tc>
+          <w:tcPr>
+            <w:tcW w:type="dxa" w:w="2400"/>
+          </w:tcPr>
+          <w:p>
+            <w:r>
+              <w:rPr>
+                <w:b w:val="false"/>
+                <w:bCs w:val="false"/>
+                <w:sz w:val="18"/>
+                <w:szCs w:val="18"/>
+              </w:rPr>
+              <w:t xml:space="preserve">customers now spread across 18 states + 3 UTs + 8 countries as of Jun-2026</w:t>
+            </w:r>
+          </w:p>
+        </w:tc>
+        <w:tc>
+          <w:tcPr>
+            <w:tcW w:type="dxa" w:w="900"/>
+          </w:tcPr>
+          <w:p>
+            <w:r>
+              <w:rPr>
+                <w:b w:val="false"/>
+                <w:bCs w:val="false"/>
+                <w:sz w:val="18"/>
+                <w:szCs w:val="18"/>
+              </w:rPr>
+              <w:t xml:space="preserve">FY27</w:t>
+            </w:r>
+          </w:p>
+        </w:tc>
+        <w:tc>
+          <w:tcPr>
+            <w:tcW w:type="dxa" w:w="1200"/>
+          </w:tcPr>
+          <w:p>
+            <w:r>
+              <w:rPr>
+                <w:b w:val="false"/>
+                <w:bCs w:val="false"/>
+                <w:sz w:val="18"/>
+                <w:szCs w:val="18"/>
+              </w:rPr>
+              <w:t xml:space="preserve">commercial</w:t>
+            </w:r>
+          </w:p>
+        </w:tc>
+        <w:tc>
+          <w:tcPr>
+            <w:tcW w:type="dxa" w:w="800"/>
+          </w:tcPr>
+          <w:p>
+            <w:r>
+              <w:rPr>
+                <w:b w:val="false"/>
+                <w:bCs w:val="false"/>
+                <w:sz w:val="18"/>
+                <w:szCs w:val="18"/>
+              </w:rPr>
+              <w:t xml:space="preserve"/>
+            </w:r>
+          </w:p>
+        </w:tc>
+      </w:tr>
+    </w:tbl>
+    <w:p>
+      <w:pPr>
+        <w:spacing w:after="60" w:before="120"/>
+      </w:pPr>
+      <w:r>
+        <w:rPr>
+          <w:b/>
+          <w:bCs/>
+          <w:sz w:val="20"/>
+          <w:szCs w:val="20"/>
+        </w:rPr>
+        <w:t xml:space="preserve">Earnings chain: </w:t>
+      </w:r>
+      <w:r>
+        <w:rPr>
+          <w:b w:val="false"/>
+          <w:bCs w:val="false"/>
+          <w:sz w:val="20"/>
+          <w:szCs w:val="20"/>
+        </w:rPr>
+        <w:t xml:space="preserve">Mumbai capacity commissioning (Aug-2026)</w:t>
+      </w:r>
+      <w:r>
+        <w:rPr>
+          <w:color w:val="666666"/>
+          <w:sz w:val="20"/>
+          <w:szCs w:val="20"/>
+        </w:rPr>
+        <w:t xml:space="preserve"> → </w:t>
+      </w:r>
+      <w:r>
+        <w:rPr>
+          <w:b w:val="false"/>
+          <w:bCs w:val="false"/>
+          <w:sz w:val="20"/>
+          <w:szCs w:val="20"/>
+        </w:rPr>
+        <w:t xml:space="preserve">domestic order wins / customer diversification</w:t>
+      </w:r>
+      <w:r>
+        <w:rPr>
+          <w:color w:val="666666"/>
+          <w:sz w:val="20"/>
+          <w:szCs w:val="20"/>
+        </w:rPr>
+        <w:t xml:space="preserve"> → </w:t>
+      </w:r>
+      <w:r>
+        <w:rPr>
+          <w:b w:val="false"/>
+          <w:bCs w:val="false"/>
+          <w:sz w:val="20"/>
+          <w:szCs w:val="20"/>
+        </w:rPr>
+        <w:t xml:space="preserve">revenue growth beyond Middle-East seasonality</w:t>
+      </w:r>
+      <w:r>
+        <w:rPr>
+          <w:color w:val="666666"/>
+          <w:sz w:val="20"/>
+          <w:szCs w:val="20"/>
+        </w:rPr>
+        <w:t xml:space="preserve"> → </w:t>
+      </w:r>
+      <w:r>
+        <w:rPr>
+          <w:b w:val="false"/>
+          <w:bCs w:val="false"/>
+          <w:sz w:val="20"/>
+          <w:szCs w:val="20"/>
+        </w:rPr>
+        <w:t xml:space="preserve">operating leverage on new capacity</w:t>
+      </w:r>
+      <w:r>
+        <w:rPr>
+          <w:color w:val="666666"/>
+          <w:sz w:val="20"/>
+          <w:szCs w:val="20"/>
+        </w:rPr>
+        <w:t xml:space="preserve"> → </w:t>
+      </w:r>
+      <w:r>
+        <w:rPr>
+          <w:b w:val="false"/>
+          <w:bCs w:val="false"/>
+          <w:sz w:val="20"/>
+          <w:szCs w:val="20"/>
+        </w:rPr>
+        <w:t xml:space="preserve">EBITDA margin</w:t>
+      </w:r>
+      <w:r>
+        <w:rPr>
+          <w:color w:val="666666"/>
+          <w:sz w:val="20"/>
+          <w:szCs w:val="20"/>
+        </w:rPr>
+        <w:t xml:space="preserve"> → </w:t>
+      </w:r>
+      <w:r>
+        <w:rPr>
+          <w:b w:val="false"/>
+          <w:bCs w:val="false"/>
+          <w:sz w:val="20"/>
+          <w:szCs w:val="20"/>
+        </w:rPr>
+        <w:t xml:space="preserve">PAT</w:t>
+      </w:r>
+      <w:r>
+        <w:rPr>
+          <w:color w:val="666666"/>
+          <w:sz w:val="20"/>
+          <w:szCs w:val="20"/>
+        </w:rPr>
+        <w:t xml:space="preserve"> → </w:t>
+      </w:r>
+      <w:r>
+        <w:rPr>
+          <w:b w:val="false"/>
+          <w:bCs w:val="false"/>
+          <w:sz w:val="20"/>
+          <w:szCs w:val="20"/>
+        </w:rPr>
+        <w:t xml:space="preserve">working-capital cycle normalising (bank facilities off Rating-Watch-Negative)</w:t>
+      </w:r>
+    </w:p>
+    <w:p>
+      <w:pPr>
+        <w:spacing w:after="120"/>
+      </w:pPr>
+      <w:r>
+        <w:rPr>
+          <w:color w:val="666666"/>
+          <w:sz w:val="18"/>
+          <w:szCs w:val="18"/>
+        </w:rPr>
+        <w:t xml:space="preserve">Bottleneck link: domestic customer acquisition ramp at the new Mumbai plant.</w:t>
+      </w:r>
+    </w:p>
+    <w:p>
+      <w:pPr>
+        <w:spacing w:after="120"/>
+      </w:pPr>
+      <w:r>
+        <w:rPr>
+          <w:color w:val="666666"/>
+          <w:sz w:val="18"/>
+          <w:szCs w:val="18"/>
+        </w:rPr>
+        <w:t xml:space="preserve">Operating leverage: unclear -- Q1 FY27 EBITDA margin expanded (+277bps) alongside revenue growth, but that quarter predates the Mumbai plant (which only started Aug-2026), so the leverage evidence so far is from the existing export business, not yet the new capacity</w:t>
+      </w:r>
+    </w:p>
+    <w:p>
+      <w:pPr>
+        <w:spacing w:after="120"/>
+      </w:pPr>
+      <w:r>
+        <w:rPr>
+          <w:color w:val="666666"/>
+          <w:sz w:val="18"/>
+          <w:szCs w:val="18"/>
+        </w:rPr>
+        <w:t xml:space="preserve">Evidenced: Mumbai capacity commissioning (Aug-2026). Still assumed: domestic order wins / customer diversification; revenue growth beyond Middle-East seasonality; operating leverage on new capacity; working-capital cycle normalising (bank facilities off Rating-Watch-Negative).</w:t>
+      </w:r>
+    </w:p>
+    <w:p>
+      <w:pPr>
+        <w:spacing w:after="120"/>
+      </w:pPr>
+      <w:r>
+        <w:rPr>
+          <w:b/>
+          <w:bCs/>
+          <w:sz w:val="20"/>
+          <w:szCs w:val="20"/>
+        </w:rPr>
+        <w:t xml:space="preserve">Market expectation vs. our path:</w:t>
+      </w:r>
+    </w:p>
+    <w:tbl>
+      <w:tblPr>
+        <w:tblW w:type="dxa" w:w="9000"/>
+        <w:tblBorders>
+          <w:top w:val="single" w:color="auto" w:sz="4"/>
+          <w:left w:val="single" w:color="auto" w:sz="4"/>
+          <w:bottom w:val="single" w:color="auto" w:sz="4"/>
+          <w:right w:val="single" w:color="auto" w:sz="4"/>
+          <w:insideH w:val="single" w:color="auto" w:sz="4"/>
+          <w:insideV w:val="single" w:color="auto" w:sz="4"/>
+        </w:tblBorders>
+      </w:tblPr>
+      <w:tblGrid>
+        <w:gridCol w:w="3200"/>
+        <w:gridCol w:w="5800"/>
+      </w:tblGrid>
+      <w:tr>
+        <w:tc>
+          <w:tcPr>
+            <w:tcW w:type="dxa" w:w="3200"/>
+            <w:shd w:fill="F2F2F2" w:val="clear"/>
+          </w:tcPr>
+          <w:p>
+            <w:r>
+              <w:rPr>
+                <w:b/>
+                <w:bCs/>
+              </w:rPr>
+              <w:t xml:space="preserve">As of</w:t>
+            </w:r>
+          </w:p>
+        </w:tc>
+        <w:tc>
+          <w:tcPr>
+            <w:tcW w:type="dxa" w:w="5800"/>
+          </w:tcPr>
+          <w:p>
+            <w:r>
+              <w:t xml:space="preserve">2026-09-18</w:t>
+            </w:r>
+          </w:p>
+        </w:tc>
+      </w:tr>
+      <w:tr>
+        <w:tc>
+          <w:tcPr>
+            <w:tcW w:type="dxa" w:w="3200"/>
+            <w:shd w:fill="F2F2F2" w:val="clear"/>
+          </w:tcPr>
+          <w:p>
+            <w:r>
+              <w:rPr>
+                <w:b/>
+                <w:bCs/>
+              </w:rPr>
+              <w:t xml:space="preserve">Price / multiple</w:t>
+            </w:r>
+          </w:p>
+        </w:tc>
+        <w:tc>
+          <w:tcPr>
+            <w:tcW w:type="dxa" w:w="5800"/>
+          </w:tcPr>
+          <w:p>
+            <w:r>
+              <w:t xml:space="preserve">Rs 334 · 14.8x P/E</w:t>
+            </w:r>
+          </w:p>
+        </w:tc>
+      </w:tr>
+      <w:tr>
+        <w:tc>
+          <w:tcPr>
+            <w:tcW w:type="dxa" w:w="3200"/>
+            <w:shd w:fill="F2F2F2" w:val="clear"/>
+          </w:tcPr>
+          <w:p>
+            <w:r>
+              <w:rPr>
+                <w:b/>
+                <w:bCs/>
+              </w:rPr>
+              <w:t xml:space="preserve">Right valuation lens</w:t>
+            </w:r>
+          </w:p>
+        </w:tc>
+        <w:tc>
+          <w:tcPr>
+            <w:tcW w:type="dxa" w:w="5800"/>
+          </w:tcPr>
+          <w:p>
+            <w:r>
+              <w:t xml:space="preserve">P/E</w:t>
+            </w:r>
+          </w:p>
+        </w:tc>
+      </w:tr>
+      <w:tr>
+        <w:tc>
+          <w:tcPr>
+            <w:tcW w:type="dxa" w:w="3200"/>
+            <w:shd w:fill="F2F2F2" w:val="clear"/>
+          </w:tcPr>
+          <w:p>
+            <w:r>
+              <w:rPr>
+                <w:b/>
+                <w:bCs/>
+              </w:rPr>
+              <w:t xml:space="preserve">Price implies</w:t>
+            </w:r>
+          </w:p>
+        </w:tc>
+        <w:tc>
+          <w:tcPr>
+            <w:tcW w:type="dxa" w:w="5800"/>
+          </w:tcPr>
+          <w:p>
+            <w:r>
+              <w:t xml:space="preserve">~14.8x trailing P/E is not demanding; even high-single-digit forward growth would look reasonable at this multiple, though it doesn't obviously price in either the Q1 FY27 acceleration or the new credit/dilution risk</w:t>
+            </w:r>
+          </w:p>
+        </w:tc>
+      </w:tr>
+      <w:tr>
+        <w:tc>
+          <w:tcPr>
+            <w:tcW w:type="dxa" w:w="3200"/>
+            <w:shd w:fill="F2F2F2" w:val="clear"/>
+          </w:tcPr>
+          <w:p>
+            <w:r>
+              <w:rPr>
+                <w:b/>
+                <w:bCs/>
+              </w:rPr>
+              <w:t xml:space="preserve">Our FY27</w:t>
+            </w:r>
+          </w:p>
+        </w:tc>
+        <w:tc>
+          <w:tcPr>
+            <w:tcW w:type="dxa" w:w="5800"/>
+          </w:tcPr>
+          <w:p>
+            <w:r>
+              <w:t xml:space="preserve">FY26 full-year growth was a modest +11.5% (Rs 252 Cr -&gt; Rs 281 Cr); Q1 FY27 accelerated to +22.7% YoY on the new Mumbai capacity, but promoter stake is set to dilute toward ~61% as Rs 27.6 Cr of warrants convert, and the Apr-2026 Infomerics Rating-Watch-Negative (working-capital pressure, high bank-limit utilisation, export concentration) is a live, unresolved credit overhang</w:t>
+            </w:r>
+          </w:p>
+        </w:tc>
+      </w:tr>
+      <w:tr>
+        <w:tc>
+          <w:tcPr>
+            <w:tcW w:type="dxa" w:w="3200"/>
+            <w:shd w:fill="F2F2F2" w:val="clear"/>
+          </w:tcPr>
+          <w:p>
+            <w:r>
+              <w:rPr>
+                <w:b/>
+                <w:bCs/>
+              </w:rPr>
+              <w:t xml:space="preserve">Our FY28</w:t>
+            </w:r>
+          </w:p>
+        </w:tc>
+        <w:tc>
+          <w:tcPr>
+            <w:tcW w:type="dxa" w:w="5800"/>
+          </w:tcPr>
+          <w:p>
+            <w:r>
+              <w:t xml:space="preserve">Not estimable with confidence - one strong quarter, a historically inconsistent multi-year base, and now an open credit-rating question</w:t>
+            </w:r>
+          </w:p>
+        </w:tc>
+      </w:tr>
+      <w:tr>
+        <w:tc>
+          <w:tcPr>
+            <w:tcW w:type="dxa" w:w="3200"/>
+            <w:shd w:fill="F2F2F2" w:val="clear"/>
+          </w:tcPr>
+          <w:p>
+            <w:r>
+              <w:rPr>
+                <w:b/>
+                <w:bCs/>
+              </w:rPr>
+              <w:t xml:space="preserve">Gap direction</w:t>
+            </w:r>
+          </w:p>
+        </w:tc>
+        <w:tc>
+          <w:tcPr>
+            <w:tcW w:type="dxa" w:w="5800"/>
+          </w:tcPr>
+          <w:p>
+            <w:r>
+              <w:t xml:space="preserve">partially-priced</w:t>
+            </w:r>
+          </w:p>
+        </w:tc>
+      </w:tr>
+      <w:tr>
+        <w:tc>
+          <w:tcPr>
+            <w:tcW w:type="dxa" w:w="3200"/>
+            <w:shd w:fill="F2F2F2" w:val="clear"/>
+          </w:tcPr>
+          <w:p>
+            <w:r>
+              <w:rPr>
+                <w:b/>
+                <w:bCs/>
+              </w:rPr>
+              <w:t xml:space="preserve">Gap type</w:t>
+            </w:r>
+          </w:p>
+        </w:tc>
+        <w:tc>
+          <w:tcPr>
+            <w:tcW w:type="dxa" w:w="5800"/>
+          </w:tcPr>
+          <w:p>
+            <w:r>
+              <w:t xml:space="preserve">capacity</w:t>
+            </w:r>
+          </w:p>
+        </w:tc>
+      </w:tr>
+      <w:tr>
+        <w:tc>
+          <w:tcPr>
+            <w:tcW w:type="dxa" w:w="3200"/>
+            <w:shd w:fill="F2F2F2" w:val="clear"/>
+          </w:tcPr>
+          <w:p>
+            <w:r>
+              <w:rPr>
+                <w:b/>
+                <w:bCs/>
+              </w:rPr>
+              <w:t xml:space="preserve">Gap magnitude</w:t>
+            </w:r>
+          </w:p>
+        </w:tc>
+        <w:tc>
+          <w:tcPr>
+            <w:tcW w:type="dxa" w:w="5800"/>
+          </w:tcPr>
+          <w:p>
+            <w:r>
+              <w:t xml:space="preserve">not estimable</w:t>
+            </w:r>
+          </w:p>
+        </w:tc>
+      </w:tr>
+      <w:tr>
+        <w:tc>
+          <w:tcPr>
+            <w:tcW w:type="dxa" w:w="3200"/>
+            <w:shd w:fill="F2F2F2" w:val="clear"/>
+          </w:tcPr>
+          <w:p>
+            <w:r>
+              <w:rPr>
+                <w:b/>
+                <w:bCs/>
+              </w:rPr>
+              <w:t xml:space="preserve">Gap basis</w:t>
+            </w:r>
+          </w:p>
+        </w:tc>
+        <w:tc>
+          <w:tcPr>
+            <w:tcW w:type="dxa" w:w="5800"/>
+          </w:tcPr>
+          <w:p>
+            <w:r>
+              <w:t xml:space="preserve">A cheap ~14.8x multiple against a genuine but single-quarter capacity/margin inflection - the market isn't paying up for the inflection yet, but the newly surfaced Infomerics Rating-Watch-Negative (Apr-2026) on working-capital pressure and export concentration is a fresh risk the market may not be pricing at all</w:t>
+            </w:r>
+          </w:p>
+        </w:tc>
+      </w:tr>
+      <w:tr>
+        <w:tc>
+          <w:tcPr>
+            <w:tcW w:type="dxa" w:w="3200"/>
+            <w:shd w:fill="F2F2F2" w:val="clear"/>
+          </w:tcPr>
+          <w:p>
+            <w:r>
+              <w:rPr>
+                <w:b/>
+                <w:bCs/>
+              </w:rPr>
+              <w:t xml:space="preserve">Evidence quality</w:t>
+            </w:r>
+          </w:p>
+        </w:tc>
+        <w:tc>
+          <w:tcPr>
+            <w:tcW w:type="dxa" w:w="5800"/>
+          </w:tcPr>
+          <w:p>
+            <w:r>
+              <w:t xml:space="preserve">monitor</w:t>
+            </w:r>
+          </w:p>
+        </w:tc>
+      </w:tr>
+    </w:tbl>
+    <w:p>
+      <w:pPr>
+        <w:spacing w:after="120"/>
+      </w:pPr>
+      <w:r>
+        <w:rPr>
+          <w:i/>
+          <w:iCs/>
+          <w:color w:val="666666"/>
+          <w:sz w:val="16"/>
+          <w:szCs w:val="16"/>
+        </w:rPr>
+        <w:t xml:space="preserve">no broker consensus; implied path is a reverse-P/E estimate + screener.in forward figures + VP thread view</w:t>
+      </w:r>
+    </w:p>
+    <w:p>
+      <w:pPr>
+        <w:spacing w:after="120" w:before="120"/>
+      </w:pPr>
+      <w:r>
+        <w:rPr>
+          <w:b/>
+          <w:bCs/>
+          <w:sz w:val="20"/>
+          <w:szCs w:val="20"/>
+        </w:rPr>
+        <w:t xml:space="preserve">Catalyst: </w:t>
+      </w:r>
+      <w:r>
+        <w:rPr>
+          <w:sz w:val="20"/>
+          <w:szCs w:val="20"/>
+        </w:rPr>
+        <w:t xml:space="preserve">Q2/Q3 FY27 results showing whether the Mumbai-plant-driven domestic ramp continues the Q1 FY27 growth/margin inflection, and any Infomerics rating action (upgrade off watch, or downgrade) resolving the Apr-2026 Rating-Watch-Negative</w:t>
+      </w:r>
+      <w:r>
+        <w:rPr>
+          <w:color w:val="666666"/>
+          <w:sz w:val="18"/>
+          <w:szCs w:val="18"/>
+        </w:rPr>
+        <w:t xml:space="preserve"> (window ~6M from 2026-09-18; undated; evidence low; pending)</w:t>
       </w:r>
     </w:p>
     <w:p>
@@ -395,15 +1964,727 @@
         <w:spacing w:after="120" w:before="280"/>
       </w:pPr>
       <w:r>
-        <w:t xml:space="preserve">BSE Corporate Actions / Other Red Flags</w:t>
-      </w:r>
-    </w:p>
-    <w:p>
-      <w:pPr>
-        <w:spacing w:after="120"/>
-      </w:pPr>
-      <w:r>
-        <w:t xml:space="preserve">No red flag identified. High, stable promoter holding (72.8%) is a positive governance signal.</w:t>
+        <w:t xml:space="preserve">Ishmohit-Lens Checks (value chain · earnings quality · growth trajectory · management · quality metrics · track record · global-signal check)</w:t>
+      </w:r>
+    </w:p>
+    <w:p>
+      <w:pPr>
+        <w:spacing w:after="120"/>
+      </w:pPr>
+      <w:r>
+        <w:rPr>
+          <w:i/>
+          <w:iCs/>
+          <w:color w:val="666666"/>
+          <w:sz w:val="18"/>
+          <w:szCs w:val="18"/>
+        </w:rPr>
+        <w:t xml:space="preserve">Extra checks drawn from @ishmohit1 / SOIC methodology (playbook/ishmohit-soic-style.md): where the company sits in its value chain and what the supply side is doing, whether a margin/PAT inflection is structural or a cyclical peak, the rate-of-change of growth vs. what the multiple demands, and management quality as a positive attribute.</w:t>
+      </w:r>
+    </w:p>
+    <w:p>
+      <w:pPr>
+        <w:spacing w:after="120"/>
+      </w:pPr>
+      <w:r>
+        <w:rPr>
+          <w:b/>
+          <w:bCs/>
+          <w:sz w:val="20"/>
+          <w:szCs w:val="20"/>
+        </w:rPr>
+        <w:t xml:space="preserve">Value chain &amp; supply side:</w:t>
+      </w:r>
+    </w:p>
+    <w:tbl>
+      <w:tblPr>
+        <w:tblW w:type="dxa" w:w="9000"/>
+        <w:tblBorders>
+          <w:top w:val="single" w:color="auto" w:sz="4"/>
+          <w:left w:val="single" w:color="auto" w:sz="4"/>
+          <w:bottom w:val="single" w:color="auto" w:sz="4"/>
+          <w:right w:val="single" w:color="auto" w:sz="4"/>
+          <w:insideH w:val="single" w:color="auto" w:sz="4"/>
+          <w:insideV w:val="single" w:color="auto" w:sz="4"/>
+        </w:tblBorders>
+      </w:tblPr>
+      <w:tblGrid>
+        <w:gridCol w:w="3200"/>
+        <w:gridCol w:w="5800"/>
+      </w:tblGrid>
+      <w:tr>
+        <w:tc>
+          <w:tcPr>
+            <w:tcW w:type="dxa" w:w="3200"/>
+            <w:shd w:fill="F2F2F2" w:val="clear"/>
+          </w:tcPr>
+          <w:p>
+            <w:r>
+              <w:rPr>
+                <w:b/>
+                <w:bCs/>
+              </w:rPr>
+              <w:t xml:space="preserve">Theme</w:t>
+            </w:r>
+          </w:p>
+        </w:tc>
+        <w:tc>
+          <w:tcPr>
+            <w:tcW w:type="dxa" w:w="5800"/>
+          </w:tcPr>
+          <w:p>
+            <w:r>
+              <w:t xml:space="preserve">Indian diamond-studded gold jewellery export, with an emerging push into domestic organised/branded retail supply</w:t>
+            </w:r>
+          </w:p>
+        </w:tc>
+      </w:tr>
+      <w:tr>
+        <w:tc>
+          <w:tcPr>
+            <w:tcW w:type="dxa" w:w="3200"/>
+            <w:shd w:fill="F2F2F2" w:val="clear"/>
+          </w:tcPr>
+          <w:p>
+            <w:r>
+              <w:rPr>
+                <w:b/>
+                <w:bCs/>
+              </w:rPr>
+              <w:t xml:space="preserve">This company's position</w:t>
+            </w:r>
+          </w:p>
+        </w:tc>
+        <w:tc>
+          <w:tcPr>
+            <w:tcW w:type="dxa" w:w="5800"/>
+          </w:tcPr>
+          <w:p>
+            <w:r>
+              <w:t xml:space="preserve">small-scale manufacturer-exporter (Dadha family promoted, since 1990); ~85-90% of revenue from Middle East export, now diversifying into domestic supply via the new Mumbai plant</w:t>
+            </w:r>
+          </w:p>
+        </w:tc>
+      </w:tr>
+      <w:tr>
+        <w:tc>
+          <w:tcPr>
+            <w:tcW w:type="dxa" w:w="3200"/>
+            <w:shd w:fill="F2F2F2" w:val="clear"/>
+          </w:tcPr>
+          <w:p>
+            <w:r>
+              <w:rPr>
+                <w:b/>
+                <w:bCs/>
+              </w:rPr>
+              <w:t xml:space="preserve">Bottleneck node (pricing power)</w:t>
+            </w:r>
+          </w:p>
+        </w:tc>
+        <w:tc>
+          <w:tcPr>
+            <w:tcW w:type="dxa" w:w="5800"/>
+          </w:tcPr>
+          <w:p>
+            <w:r>
+              <w:t xml:space="preserve">working-capital financing (export/packing-credit bank lines) -- explicitly flagged by Infomerics as under pressure</w:t>
+            </w:r>
+          </w:p>
+        </w:tc>
+      </w:tr>
+      <w:tr>
+        <w:tc>
+          <w:tcPr>
+            <w:tcW w:type="dxa" w:w="3200"/>
+            <w:shd w:fill="F2F2F2" w:val="clear"/>
+          </w:tcPr>
+          <w:p>
+            <w:r>
+              <w:rPr>
+                <w:b/>
+                <w:bCs/>
+              </w:rPr>
+              <w:t xml:space="preserve">Supply-side status</w:t>
+            </w:r>
+          </w:p>
+        </w:tc>
+        <w:tc>
+          <w:tcPr>
+            <w:tcW w:type="dxa" w:w="5800"/>
+          </w:tcPr>
+          <w:p>
+            <w:r>
+              <w:t xml:space="preserve">unclear</w:t>
+            </w:r>
+          </w:p>
+        </w:tc>
+      </w:tr>
+      <w:tr>
+        <w:tc>
+          <w:tcPr>
+            <w:tcW w:type="dxa" w:w="3200"/>
+            <w:shd w:fill="F2F2F2" w:val="clear"/>
+          </w:tcPr>
+          <w:p>
+            <w:r>
+              <w:rPr>
+                <w:b/>
+                <w:bCs/>
+              </w:rPr>
+              <w:t xml:space="preserve">Adjacent-node peers</w:t>
+            </w:r>
+          </w:p>
+        </w:tc>
+        <w:tc>
+          <w:tcPr>
+            <w:tcW w:type="dxa" w:w="5800"/>
+          </w:tcPr>
+          <w:p>
+            <w:r>
+              <w:t xml:space="preserve">Renaissance Global, Goldiam International</w:t>
+            </w:r>
+          </w:p>
+        </w:tc>
+      </w:tr>
+    </w:tbl>
+    <w:p>
+      <w:pPr>
+        <w:spacing w:after="120"/>
+      </w:pPr>
+      <w:r>
+        <w:rPr>
+          <w:color w:val="666666"/>
+          <w:sz w:val="18"/>
+          <w:szCs w:val="18"/>
+        </w:rPr>
+        <w:t xml:space="preserve">This is a company-specific capacity add and geographic diversification, not a sector-wide re-rating theme. The more relevant industry-level read is customer/geography concentration risk in Gulf-facing jewellery exporters, which Infomerics has now explicitly flagged for this name.</w:t>
+      </w:r>
+    </w:p>
+    <w:p>
+      <w:pPr>
+        <w:spacing w:after="60" w:before="120"/>
+      </w:pPr>
+      <w:r>
+        <w:rPr>
+          <w:b/>
+          <w:bCs/>
+          <w:sz w:val="20"/>
+          <w:szCs w:val="20"/>
+        </w:rPr>
+        <w:t xml:space="preserve">Earnings quality: </w:t>
+      </w:r>
+      <w:r>
+        <w:rPr>
+          <w:sz w:val="20"/>
+          <w:szCs w:val="20"/>
+        </w:rPr>
+        <w:t xml:space="preserve">margin driver mixed</w:t>
+      </w:r>
+      <w:r>
+        <w:rPr>
+          <w:b/>
+          <w:bCs/>
+          <w:color w:val="A32020"/>
+          <w:sz w:val="20"/>
+          <w:szCs w:val="20"/>
+        </w:rPr>
+        <w:t xml:space="preserve"/>
+      </w:r>
+    </w:p>
+    <w:p>
+      <w:pPr>
+        <w:spacing w:after="120"/>
+      </w:pPr>
+      <w:r>
+        <w:rPr>
+          <w:color w:val="666666"/>
+          <w:sz w:val="18"/>
+          <w:szCs w:val="18"/>
+        </w:rPr>
+        <w:t xml:space="preserve">Drivers: operating leverage on higher Q1 FY27 volumes; product/customer mix; possible low-base effect vs a soft Q3/Q4 FY26.</w:t>
+      </w:r>
+    </w:p>
+    <w:p>
+      <w:pPr>
+        <w:spacing w:after="120"/>
+      </w:pPr>
+      <w:r>
+        <w:rPr>
+          <w:color w:val="666666"/>
+          <w:sz w:val="18"/>
+          <w:szCs w:val="18"/>
+        </w:rPr>
+        <w:t xml:space="preserve">Operating margins remain modest in absolute terms (~10% OPM on Rs 85 Cr Q1 sales, broadly in line with the historical ~8% OPM band per the quality_metrics read); the Q1 FY27 pop is a positive data point but not evidently an unsustainable spike above a through-cycle level.</w:t>
+      </w:r>
+    </w:p>
+    <w:p>
+      <w:pPr>
+        <w:spacing w:after="60" w:before="120"/>
+      </w:pPr>
+      <w:r>
+        <w:rPr>
+          <w:b/>
+          <w:bCs/>
+          <w:sz w:val="20"/>
+          <w:szCs w:val="20"/>
+        </w:rPr>
+        <w:t xml:space="preserve">Growth trajectory: </w:t>
+      </w:r>
+      <w:r>
+        <w:rPr>
+          <w:b w:val="false"/>
+          <w:bCs w:val="false"/>
+          <w:sz w:val="20"/>
+          <w:szCs w:val="20"/>
+        </w:rPr>
+        <w:t xml:space="preserve">YoY growth rate is lumpy</w:t>
+      </w:r>
+    </w:p>
+    <w:p>
+      <w:pPr>
+        <w:spacing w:after="120"/>
+      </w:pPr>
+      <w:r>
+        <w:rPr>
+          <w:color w:val="666666"/>
+          <w:sz w:val="18"/>
+          <w:szCs w:val="18"/>
+        </w:rPr>
+        <w:t xml:space="preserve">QoQ revenue swings are large: Q2 FY26 Rs 80.9 Cr -&gt; Q3 FY26 Rs 62.6 Cr -&gt; Q4 FY26 Rs 68.5 Cr -&gt; Q1 FY27 Rs 85.2 Cr (+22.7% YoY) -- consistent with seasonal Gulf/export demand patterns rather than steady compounding. FY26 full-year revenue growth was a modest +11.5% (Rs 252 Cr -&gt; Rs 281 Cr) even though Q1 FY27 accelerated to +22.7% YoY.</w:t>
+      </w:r>
+    </w:p>
+    <w:p>
+      <w:pPr>
+        <w:spacing w:after="120"/>
+      </w:pPr>
+      <w:r>
+        <w:rPr>
+          <w:color w:val="666666"/>
+          <w:sz w:val="18"/>
+          <w:szCs w:val="18"/>
+        </w:rPr>
+        <w:t xml:space="preserve">Reverse P/E: At ~14.8x trailing P/E (TTM EPS ~Rs 22.54), the market isn't paying for sustained 20%+ growth -- a continuation of the Q1 FY27 rate for 2-3 more quarters would look cheap, but the FY26 full-year print (+11.5%) is the more representative multi-quarter base rate, and the new credit-watch flag argues for caution rather than re-rating.</w:t>
+      </w:r>
+    </w:p>
+    <w:p>
+      <w:pPr>
+        <w:spacing w:after="120"/>
+      </w:pPr>
+      <w:r>
+        <w:rPr>
+          <w:b/>
+          <w:bCs/>
+          <w:sz w:val="20"/>
+          <w:szCs w:val="20"/>
+        </w:rPr>
+        <w:t xml:space="preserve">Management quality (TVGP's "P"):</w:t>
+      </w:r>
+    </w:p>
+    <w:tbl>
+      <w:tblPr>
+        <w:tblW w:type="dxa" w:w="9000"/>
+        <w:tblBorders>
+          <w:top w:val="single" w:color="auto" w:sz="4"/>
+          <w:left w:val="single" w:color="auto" w:sz="4"/>
+          <w:bottom w:val="single" w:color="auto" w:sz="4"/>
+          <w:right w:val="single" w:color="auto" w:sz="4"/>
+          <w:insideH w:val="single" w:color="auto" w:sz="4"/>
+          <w:insideV w:val="single" w:color="auto" w:sz="4"/>
+        </w:tblBorders>
+      </w:tblPr>
+      <w:tblGrid>
+        <w:gridCol w:w="3200"/>
+        <w:gridCol w:w="5800"/>
+      </w:tblGrid>
+      <w:tr>
+        <w:tc>
+          <w:tcPr>
+            <w:tcW w:type="dxa" w:w="3200"/>
+            <w:shd w:fill="F2F2F2" w:val="clear"/>
+          </w:tcPr>
+          <w:p>
+            <w:r>
+              <w:rPr>
+                <w:b/>
+                <w:bCs/>
+              </w:rPr>
+              <w:t xml:space="preserve">Assessment</w:t>
+            </w:r>
+          </w:p>
+        </w:tc>
+        <w:tc>
+          <w:tcPr>
+            <w:tcW w:type="dxa" w:w="5800"/>
+          </w:tcPr>
+          <w:p>
+            <w:r>
+              <w:t xml:space="preserve">concern</w:t>
+            </w:r>
+          </w:p>
+        </w:tc>
+      </w:tr>
+      <w:tr>
+        <w:tc>
+          <w:tcPr>
+            <w:tcW w:type="dxa" w:w="3200"/>
+            <w:shd w:fill="F2F2F2" w:val="clear"/>
+          </w:tcPr>
+          <w:p>
+            <w:r>
+              <w:rPr>
+                <w:b/>
+                <w:bCs/>
+              </w:rPr>
+              <w:t xml:space="preserve">Capital allocation</w:t>
+            </w:r>
+          </w:p>
+        </w:tc>
+        <w:tc>
+          <w:tcPr>
+            <w:tcW w:type="dxa" w:w="5800"/>
+          </w:tcPr>
+          <w:p>
+            <w:r>
+              <w:t xml:space="preserve">New Rs 12 Cr Mumbai domestic facility (+50-60% capacity) funded via a Rs 27.6 Cr preferential warrant issue to 23 non-promoter investors (not existing promoter capital or fresh bank debt), at Rs 214/warrant; proceeds split across working-capital relief (Rs 15.6 Cr), the new plant (Rs 6 Cr) and general corporate purposes (Rs 6 Cr). (neutral)</w:t>
+            </w:r>
+          </w:p>
+        </w:tc>
+      </w:tr>
+      <w:tr>
+        <w:tc>
+          <w:tcPr>
+            <w:tcW w:type="dxa" w:w="3200"/>
+            <w:shd w:fill="F2F2F2" w:val="clear"/>
+          </w:tcPr>
+          <w:p>
+            <w:r>
+              <w:rPr>
+                <w:b/>
+                <w:bCs/>
+              </w:rPr>
+              <w:t xml:space="preserve">Related-party trend</w:t>
+            </w:r>
+          </w:p>
+        </w:tc>
+        <w:tc>
+          <w:tcPr>
+            <w:tcW w:type="dxa" w:w="5800"/>
+          </w:tcPr>
+          <w:p>
+            <w:r>
+              <w:t xml:space="preserve">unclear</w:t>
+            </w:r>
+          </w:p>
+        </w:tc>
+      </w:tr>
+      <w:tr>
+        <w:tc>
+          <w:tcPr>
+            <w:tcW w:type="dxa" w:w="3200"/>
+            <w:shd w:fill="F2F2F2" w:val="clear"/>
+          </w:tcPr>
+          <w:p>
+            <w:r>
+              <w:rPr>
+                <w:b/>
+                <w:bCs/>
+              </w:rPr>
+              <w:t xml:space="preserve">Guidance credibility</w:t>
+            </w:r>
+          </w:p>
+        </w:tc>
+        <w:tc>
+          <w:tcPr>
+            <w:tcW w:type="dxa" w:w="5800"/>
+          </w:tcPr>
+          <w:p>
+            <w:r>
+              <w:t xml:space="preserve">unclear</w:t>
+            </w:r>
+          </w:p>
+        </w:tc>
+      </w:tr>
+      <w:tr>
+        <w:tc>
+          <w:tcPr>
+            <w:tcW w:type="dxa" w:w="3200"/>
+            <w:shd w:fill="F2F2F2" w:val="clear"/>
+          </w:tcPr>
+          <w:p>
+            <w:r>
+              <w:rPr>
+                <w:b/>
+                <w:bCs/>
+              </w:rPr>
+              <w:t xml:space="preserve">Shareholder returns</w:t>
+            </w:r>
+          </w:p>
+        </w:tc>
+        <w:tc>
+          <w:tcPr>
+            <w:tcW w:type="dxa" w:w="5800"/>
+          </w:tcPr>
+          <w:p>
+            <w:r>
+              <w:t xml:space="preserve">consistent</w:t>
+            </w:r>
+          </w:p>
+        </w:tc>
+      </w:tr>
+      <w:tr>
+        <w:tc>
+          <w:tcPr>
+            <w:tcW w:type="dxa" w:w="3200"/>
+            <w:shd w:fill="F2F2F2" w:val="clear"/>
+          </w:tcPr>
+          <w:p>
+            <w:r>
+              <w:rPr>
+                <w:b/>
+                <w:bCs/>
+              </w:rPr>
+              <w:t xml:space="preserve">Capability ladder / VAP</w:t>
+            </w:r>
+          </w:p>
+        </w:tc>
+        <w:tc>
+          <w:tcPr>
+            <w:tcW w:type="dxa" w:w="5800"/>
+          </w:tcPr>
+          <w:p>
+            <w:r>
+              <w:t xml:space="preserve">Diversifying from a pure Middle-East export model into domestic Indian organised-retail supply via the new Mumbai facility -- a geography/channel diversification move, not a value-chain-ladder move per se.</w:t>
+            </w:r>
+          </w:p>
+        </w:tc>
+      </w:tr>
+    </w:tbl>
+    <w:p>
+      <w:pPr>
+        <w:spacing w:after="120"/>
+      </w:pPr>
+      <w:r>
+        <w:rPr>
+          <w:b/>
+          <w:bCs/>
+          <w:sz w:val="20"/>
+          <w:szCs w:val="20"/>
+        </w:rPr>
+        <w:t xml:space="preserve">Quality metrics (ROCE · debt · FCF · margin · capex):</w:t>
+      </w:r>
+    </w:p>
+    <w:tbl>
+      <w:tblPr>
+        <w:tblW w:type="dxa" w:w="9000"/>
+        <w:tblBorders>
+          <w:top w:val="single" w:color="auto" w:sz="4"/>
+          <w:left w:val="single" w:color="auto" w:sz="4"/>
+          <w:bottom w:val="single" w:color="auto" w:sz="4"/>
+          <w:right w:val="single" w:color="auto" w:sz="4"/>
+          <w:insideH w:val="single" w:color="auto" w:sz="4"/>
+          <w:insideV w:val="single" w:color="auto" w:sz="4"/>
+        </w:tblBorders>
+      </w:tblPr>
+      <w:tblGrid>
+        <w:gridCol w:w="3200"/>
+        <w:gridCol w:w="5800"/>
+      </w:tblGrid>
+      <w:tr>
+        <w:tc>
+          <w:tcPr>
+            <w:tcW w:type="dxa" w:w="3200"/>
+            <w:shd w:fill="F2F2F2" w:val="clear"/>
+          </w:tcPr>
+          <w:p>
+            <w:r>
+              <w:rPr>
+                <w:b/>
+                <w:bCs/>
+              </w:rPr>
+              <w:t xml:space="preserve">Assessment</w:t>
+            </w:r>
+          </w:p>
+        </w:tc>
+        <w:tc>
+          <w:tcPr>
+            <w:tcW w:type="dxa" w:w="5800"/>
+          </w:tcPr>
+          <w:p>
+            <w:r>
+              <w:t xml:space="preserve">neutral</w:t>
+            </w:r>
+          </w:p>
+        </w:tc>
+      </w:tr>
+      <w:tr>
+        <w:tc>
+          <w:tcPr>
+            <w:tcW w:type="dxa" w:w="3200"/>
+            <w:shd w:fill="F2F2F2" w:val="clear"/>
+          </w:tcPr>
+          <w:p>
+            <w:r>
+              <w:rPr>
+                <w:b/>
+                <w:bCs/>
+              </w:rPr>
+              <w:t xml:space="preserve">ROCE</w:t>
+            </w:r>
+          </w:p>
+        </w:tc>
+        <w:tc>
+          <w:tcPr>
+            <w:tcW w:type="dxa" w:w="5800"/>
+          </w:tcPr>
+          <w:p>
+            <w:r>
+              <w:t xml:space="preserve">20.1% (improving)</w:t>
+            </w:r>
+          </w:p>
+        </w:tc>
+      </w:tr>
+      <w:tr>
+        <w:tc>
+          <w:tcPr>
+            <w:tcW w:type="dxa" w:w="3200"/>
+            <w:shd w:fill="F2F2F2" w:val="clear"/>
+          </w:tcPr>
+          <w:p>
+            <w:r>
+              <w:rPr>
+                <w:b/>
+                <w:bCs/>
+              </w:rPr>
+              <w:t xml:space="preserve">Leverage</w:t>
+            </w:r>
+          </w:p>
+        </w:tc>
+        <w:tc>
+          <w:tcPr>
+            <w:tcW w:type="dxa" w:w="5800"/>
+          </w:tcPr>
+          <w:p>
+            <w:r>
+              <w:t xml:space="preserve">Net debt/EBITDA 1.4x</w:t>
+            </w:r>
+          </w:p>
+        </w:tc>
+      </w:tr>
+      <w:tr>
+        <w:tc>
+          <w:tcPr>
+            <w:tcW w:type="dxa" w:w="3200"/>
+            <w:shd w:fill="F2F2F2" w:val="clear"/>
+          </w:tcPr>
+          <w:p>
+            <w:r>
+              <w:rPr>
+                <w:b/>
+                <w:bCs/>
+              </w:rPr>
+              <w:t xml:space="preserve">FCF conversion</w:t>
+            </w:r>
+          </w:p>
+        </w:tc>
+        <w:tc>
+          <w:tcPr>
+            <w:tcW w:type="dxa" w:w="5800"/>
+          </w:tcPr>
+          <w:p>
+            <w:r>
+              <w:t xml:space="preserve">40%</w:t>
+            </w:r>
+          </w:p>
+        </w:tc>
+      </w:tr>
+      <w:tr>
+        <w:tc>
+          <w:tcPr>
+            <w:tcW w:type="dxa" w:w="3200"/>
+            <w:shd w:fill="F2F2F2" w:val="clear"/>
+          </w:tcPr>
+          <w:p>
+            <w:r>
+              <w:rPr>
+                <w:b/>
+                <w:bCs/>
+              </w:rPr>
+              <w:t xml:space="preserve">Margin trend</w:t>
+            </w:r>
+          </w:p>
+        </w:tc>
+        <w:tc>
+          <w:tcPr>
+            <w:tcW w:type="dxa" w:w="5800"/>
+          </w:tcPr>
+          <w:p>
+            <w:r>
+              <w:t xml:space="preserve">expanding</w:t>
+            </w:r>
+          </w:p>
+        </w:tc>
+      </w:tr>
+      <w:tr>
+        <w:tc>
+          <w:tcPr>
+            <w:tcW w:type="dxa" w:w="3200"/>
+            <w:shd w:fill="F2F2F2" w:val="clear"/>
+          </w:tcPr>
+          <w:p>
+            <w:r>
+              <w:rPr>
+                <w:b/>
+                <w:bCs/>
+              </w:rPr>
+              <w:t xml:space="preserve">Capex efficiency</w:t>
+            </w:r>
+          </w:p>
+        </w:tc>
+        <w:tc>
+          <w:tcPr>
+            <w:tcW w:type="dxa" w:w="5800"/>
+          </w:tcPr>
+          <w:p>
+            <w:r>
+              <w:t xml:space="preserve">productive</w:t>
+            </w:r>
+          </w:p>
+        </w:tc>
+      </w:tr>
+    </w:tbl>
+    <w:p>
+      <w:pPr>
+        <w:spacing w:after="60" w:before="120"/>
+      </w:pPr>
+      <w:r>
+        <w:rPr>
+          <w:b/>
+          <w:bCs/>
+          <w:sz w:val="20"/>
+          <w:szCs w:val="20"/>
+        </w:rPr>
+        <w:t xml:space="preserve">Track record (Coffee Can persistence check): </w:t>
+      </w:r>
+      <w:r>
+        <w:rPr>
+          <w:sz w:val="20"/>
+          <w:szCs w:val="20"/>
+        </w:rPr>
+        <w:t xml:space="preserve">cleared revenue growth ≥10% AND ROCE ≥15% in 2 of the last 11 years (consistency_score 18)</w:t>
+      </w:r>
+    </w:p>
+    <w:p>
+      <w:pPr>
+        <w:spacing w:after="120"/>
+      </w:pPr>
+      <w:r>
+        <w:rPr>
+          <w:color w:val="666666"/>
+          <w:sz w:val="18"/>
+          <w:szCs w:val="18"/>
+        </w:rPr>
+        <w:t xml:space="preserve">FY16-FY26 checked: only FY22 (+37.6% growth, ROCE 17%) and FY26 (+11.9% growth, ROCE 20%) cleared BOTH &gt;=10% revenue growth AND &gt;=15% ROCE. A genuinely weak long-run Coffee-Can record (revenue was flat-to-declining FY23-25) consistent with the write-up's own 'poor 5-yr CAGR ~10.2%' framing - the Q1 FY27 inflection is a real but still-unconfirmed break from a historically inconsistent pattern.</w:t>
       </w:r>
     </w:p>
     <w:p>
@@ -412,46 +2693,433 @@
         <w:spacing w:after="120" w:before="280"/>
       </w:pPr>
       <w:r>
-        <w:t xml:space="preserve">Bull Case</w:t>
-      </w:r>
-    </w:p>
-    <w:p>
-      <w:pPr>
-        <w:pStyle w:val="ListParagraph"/>
-        <w:numPr>
-          <w:ilvl w:val="0"/>
-          <w:numId w:val="1"/>
-        </w:numPr>
-        <w:spacing w:after="60"/>
-      </w:pPr>
-      <w:r>
-        <w:t xml:space="preserve">Q1 FY27 EBITDA +69.3% YoY on revenue +22.7% - genuine operating-leverage inflection</w:t>
-      </w:r>
-    </w:p>
-    <w:p>
-      <w:pPr>
-        <w:pStyle w:val="ListParagraph"/>
-        <w:numPr>
-          <w:ilvl w:val="0"/>
-          <w:numId w:val="1"/>
-        </w:numPr>
-        <w:spacing w:after="60"/>
-      </w:pPr>
-      <w:r>
-        <w:t xml:space="preserve">New Mumbai plant adds 50-60% capacity, funded without straining the balance sheet</w:t>
-      </w:r>
-    </w:p>
-    <w:p>
-      <w:pPr>
-        <w:pStyle w:val="ListParagraph"/>
-        <w:numPr>
-          <w:ilvl w:val="0"/>
-          <w:numId w:val="1"/>
-        </w:numPr>
-        <w:spacing w:after="60"/>
-      </w:pPr>
-      <w:r>
-        <w:t xml:space="preserve">Low, decreasing net debt (Rs 5.36 Cr); high promoter holding (72.8%); reasonable P/E (~14x)</w:t>
+        <w:t xml:space="preserve">Fundamentals-Gap Checks (shareholding · working capital · sector KPIs · scenario analysis)</w:t>
+      </w:r>
+    </w:p>
+    <w:p>
+      <w:pPr>
+        <w:spacing w:after="120"/>
+      </w:pPr>
+      <w:r>
+        <w:rPr>
+          <w:i/>
+          <w:iCs/>
+          <w:color w:val="666666"/>
+          <w:sz w:val="18"/>
+          <w:szCs w:val="18"/>
+        </w:rPr>
+        <w:t xml:space="preserve">Extra fundamentals extracted from the same filings — informational only, not yet consumed by any scoring script.</w:t>
+      </w:r>
+    </w:p>
+    <w:p>
+      <w:pPr>
+        <w:spacing w:after="120"/>
+      </w:pPr>
+      <w:r>
+        <w:rPr>
+          <w:b/>
+          <w:bCs/>
+          <w:sz w:val="20"/>
+          <w:szCs w:val="20"/>
+        </w:rPr>
+        <w:t xml:space="preserve">Shareholding pattern:</w:t>
+      </w:r>
+    </w:p>
+    <w:tbl>
+      <w:tblPr>
+        <w:tblW w:type="dxa" w:w="9000"/>
+        <w:tblBorders>
+          <w:top w:val="single" w:color="auto" w:sz="4"/>
+          <w:left w:val="single" w:color="auto" w:sz="4"/>
+          <w:bottom w:val="single" w:color="auto" w:sz="4"/>
+          <w:right w:val="single" w:color="auto" w:sz="4"/>
+          <w:insideH w:val="single" w:color="auto" w:sz="4"/>
+          <w:insideV w:val="single" w:color="auto" w:sz="4"/>
+        </w:tblBorders>
+      </w:tblPr>
+      <w:tblGrid>
+        <w:gridCol w:w="3200"/>
+        <w:gridCol w:w="5800"/>
+      </w:tblGrid>
+      <w:tr>
+        <w:tc>
+          <w:tcPr>
+            <w:tcW w:type="dxa" w:w="3200"/>
+            <w:shd w:fill="F2F2F2" w:val="clear"/>
+          </w:tcPr>
+          <w:p>
+            <w:r>
+              <w:rPr>
+                <w:b/>
+                <w:bCs/>
+              </w:rPr>
+              <w:t xml:space="preserve">Promoter %</w:t>
+            </w:r>
+          </w:p>
+        </w:tc>
+        <w:tc>
+          <w:tcPr>
+            <w:tcW w:type="dxa" w:w="5800"/>
+          </w:tcPr>
+          <w:p>
+            <w:r>
+              <w:t xml:space="preserve">72.82% (falling)</w:t>
+            </w:r>
+          </w:p>
+        </w:tc>
+      </w:tr>
+      <w:tr>
+        <w:tc>
+          <w:tcPr>
+            <w:tcW w:type="dxa" w:w="3200"/>
+            <w:shd w:fill="F2F2F2" w:val="clear"/>
+          </w:tcPr>
+          <w:p>
+            <w:r>
+              <w:rPr>
+                <w:b/>
+                <w:bCs/>
+              </w:rPr>
+              <w:t xml:space="preserve">Pledge %</w:t>
+            </w:r>
+          </w:p>
+        </w:tc>
+        <w:tc>
+          <w:tcPr>
+            <w:tcW w:type="dxa" w:w="5800"/>
+          </w:tcPr>
+          <w:p>
+            <w:r>
+              <w:t xml:space="preserve">0% (stable)</w:t>
+            </w:r>
+          </w:p>
+        </w:tc>
+      </w:tr>
+      <w:tr>
+        <w:tc>
+          <w:tcPr>
+            <w:tcW w:type="dxa" w:w="3200"/>
+            <w:shd w:fill="F2F2F2" w:val="clear"/>
+          </w:tcPr>
+          <w:p>
+            <w:r>
+              <w:rPr>
+                <w:b/>
+                <w:bCs/>
+              </w:rPr>
+              <w:t xml:space="preserve">FII/DII %</w:t>
+            </w:r>
+          </w:p>
+        </w:tc>
+        <w:tc>
+          <w:tcPr>
+            <w:tcW w:type="dxa" w:w="5800"/>
+          </w:tcPr>
+          <w:p>
+            <w:r>
+              <w:t xml:space="preserve">0% (stable)</w:t>
+            </w:r>
+          </w:p>
+        </w:tc>
+      </w:tr>
+      <w:tr>
+        <w:tc>
+          <w:tcPr>
+            <w:tcW w:type="dxa" w:w="3200"/>
+            <w:shd w:fill="F2F2F2" w:val="clear"/>
+          </w:tcPr>
+          <w:p>
+            <w:r>
+              <w:rPr>
+                <w:b/>
+                <w:bCs/>
+              </w:rPr>
+              <w:t xml:space="preserve">Quarters checked</w:t>
+            </w:r>
+          </w:p>
+        </w:tc>
+        <w:tc>
+          <w:tcPr>
+            <w:tcW w:type="dxa" w:w="5800"/>
+          </w:tcPr>
+          <w:p>
+            <w:r>
+              <w:t xml:space="preserve">Q3FY25, Q4FY25, Q1FY27</w:t>
+            </w:r>
+          </w:p>
+        </w:tc>
+      </w:tr>
+    </w:tbl>
+    <w:p>
+      <w:pPr>
+        <w:spacing w:after="120"/>
+      </w:pPr>
+      <w:r>
+        <w:rPr>
+          <w:color w:val="666666"/>
+          <w:sz w:val="18"/>
+          <w:szCs w:val="18"/>
+        </w:rPr>
+        <w:t xml:space="preserve">Reported promoter stake has been flat ~72.8% for over a year (Dec-2024 72.76% -&gt; Mar-2025 72.79% -&gt; Jun-2026 72.82%), but a Rs 27.6 Cr preferential warrant issue (12.4 lakh warrants at Rs 214, allotted Jun-2026 to 23 non-promoter investors) will dilute promoter holding to ~61.4% on conversion within 18 months -- the real trend is falling, just not yet visible in the reported %. No pledge; zero FII/DII ownership currently. concurrent_red_flag is false only because pledge is not rising (no pledge exists) -- the promoter-holding trend alone is still a genuine dilution to watch.</w:t>
+      </w:r>
+    </w:p>
+    <w:p>
+      <w:pPr>
+        <w:spacing w:after="120"/>
+      </w:pPr>
+      <w:r>
+        <w:rPr>
+          <w:b/>
+          <w:bCs/>
+          <w:sz w:val="20"/>
+          <w:szCs w:val="20"/>
+        </w:rPr>
+        <w:t xml:space="preserve">Working capital:</w:t>
+      </w:r>
+    </w:p>
+    <w:tbl>
+      <w:tblPr>
+        <w:tblW w:type="dxa" w:w="9000"/>
+        <w:tblBorders>
+          <w:top w:val="single" w:color="auto" w:sz="4"/>
+          <w:left w:val="single" w:color="auto" w:sz="4"/>
+          <w:bottom w:val="single" w:color="auto" w:sz="4"/>
+          <w:right w:val="single" w:color="auto" w:sz="4"/>
+          <w:insideH w:val="single" w:color="auto" w:sz="4"/>
+          <w:insideV w:val="single" w:color="auto" w:sz="4"/>
+        </w:tblBorders>
+      </w:tblPr>
+      <w:tblGrid>
+        <w:gridCol w:w="3200"/>
+        <w:gridCol w:w="5800"/>
+      </w:tblGrid>
+      <w:tr>
+        <w:tc>
+          <w:tcPr>
+            <w:tcW w:type="dxa" w:w="3200"/>
+            <w:shd w:fill="F2F2F2" w:val="clear"/>
+          </w:tcPr>
+          <w:p>
+            <w:r>
+              <w:rPr>
+                <w:b/>
+                <w:bCs/>
+              </w:rPr>
+              <w:t xml:space="preserve">Inventory days</w:t>
+            </w:r>
+          </w:p>
+        </w:tc>
+        <w:tc>
+          <w:tcPr>
+            <w:tcW w:type="dxa" w:w="5800"/>
+          </w:tcPr>
+          <w:p>
+            <w:r>
+              <w:t xml:space="preserve">—</w:t>
+            </w:r>
+          </w:p>
+        </w:tc>
+      </w:tr>
+      <w:tr>
+        <w:tc>
+          <w:tcPr>
+            <w:tcW w:type="dxa" w:w="3200"/>
+            <w:shd w:fill="F2F2F2" w:val="clear"/>
+          </w:tcPr>
+          <w:p>
+            <w:r>
+              <w:rPr>
+                <w:b/>
+                <w:bCs/>
+              </w:rPr>
+              <w:t xml:space="preserve">Receivable days</w:t>
+            </w:r>
+          </w:p>
+        </w:tc>
+        <w:tc>
+          <w:tcPr>
+            <w:tcW w:type="dxa" w:w="5800"/>
+          </w:tcPr>
+          <w:p>
+            <w:r>
+              <w:t xml:space="preserve">—</w:t>
+            </w:r>
+          </w:p>
+        </w:tc>
+      </w:tr>
+      <w:tr>
+        <w:tc>
+          <w:tcPr>
+            <w:tcW w:type="dxa" w:w="3200"/>
+            <w:shd w:fill="F2F2F2" w:val="clear"/>
+          </w:tcPr>
+          <w:p>
+            <w:r>
+              <w:rPr>
+                <w:b/>
+                <w:bCs/>
+              </w:rPr>
+              <w:t xml:space="preserve">Payable days</w:t>
+            </w:r>
+          </w:p>
+        </w:tc>
+        <w:tc>
+          <w:tcPr>
+            <w:tcW w:type="dxa" w:w="5800"/>
+          </w:tcPr>
+          <w:p>
+            <w:r>
+              <w:t xml:space="preserve">—</w:t>
+            </w:r>
+          </w:p>
+        </w:tc>
+      </w:tr>
+      <w:tr>
+        <w:tc>
+          <w:tcPr>
+            <w:tcW w:type="dxa" w:w="3200"/>
+            <w:shd w:fill="F2F2F2" w:val="clear"/>
+          </w:tcPr>
+          <w:p>
+            <w:r>
+              <w:rPr>
+                <w:b/>
+                <w:bCs/>
+              </w:rPr>
+              <w:t xml:space="preserve">Cash conversion cycle</w:t>
+            </w:r>
+          </w:p>
+        </w:tc>
+        <w:tc>
+          <w:tcPr>
+            <w:tcW w:type="dxa" w:w="5800"/>
+          </w:tcPr>
+          <w:p>
+            <w:r>
+              <w:t xml:space="preserve">—</w:t>
+            </w:r>
+          </w:p>
+        </w:tc>
+      </w:tr>
+      <w:tr>
+        <w:tc>
+          <w:tcPr>
+            <w:tcW w:type="dxa" w:w="3200"/>
+            <w:shd w:fill="F2F2F2" w:val="clear"/>
+          </w:tcPr>
+          <w:p>
+            <w:r>
+              <w:rPr>
+                <w:b/>
+                <w:bCs/>
+              </w:rPr>
+              <w:t xml:space="preserve">3y trend</w:t>
+            </w:r>
+          </w:p>
+        </w:tc>
+        <w:tc>
+          <w:tcPr>
+            <w:tcW w:type="dxa" w:w="5800"/>
+          </w:tcPr>
+          <w:p>
+            <w:r>
+              <w:t xml:space="preserve">elongating</w:t>
+            </w:r>
+          </w:p>
+        </w:tc>
+      </w:tr>
+      <w:tr>
+        <w:tc>
+          <w:tcPr>
+            <w:tcW w:type="dxa" w:w="3200"/>
+            <w:shd w:fill="F2F2F2" w:val="clear"/>
+          </w:tcPr>
+          <w:p>
+            <w:r>
+              <w:rPr>
+                <w:b/>
+                <w:bCs/>
+              </w:rPr>
+              <w:t xml:space="preserve">Vs sector</w:t>
+            </w:r>
+          </w:p>
+        </w:tc>
+        <w:tc>
+          <w:tcPr>
+            <w:tcW w:type="dxa" w:w="5800"/>
+          </w:tcPr>
+          <w:p>
+            <w:r>
+              <w:t xml:space="preserve">unclear</w:t>
+            </w:r>
+          </w:p>
+        </w:tc>
+      </w:tr>
+    </w:tbl>
+    <w:p>
+      <w:pPr>
+        <w:spacing w:after="120"/>
+      </w:pPr>
+      <w:r>
+        <w:rPr>
+          <w:color w:val="666666"/>
+          <w:sz w:val="18"/>
+          <w:szCs w:val="18"/>
+        </w:rPr>
+        <w:t xml:space="preserve">Exact day-counts not sourced this pass, but Infomerics' Apr-2026 rating action (bank facilities placed on Rating Watch - Negative, citing 'working capital pressure' and 'high bank limit utilisation') is direct third-party evidence of an elongating/stressed working-capital cycle, consistent with a diamond-jewellery exporter's typically working-capital-heavy model. The Rs 27.6 Cr preferential warrant issue explicitly earmarked Rs 15.6 Cr for working-capital needs, corroborating the strain.</w:t>
+      </w:r>
+    </w:p>
+    <w:p>
+      <w:pPr>
+        <w:spacing w:after="120"/>
+      </w:pPr>
+      <w:r>
+        <w:rPr>
+          <w:b/>
+          <w:bCs/>
+          <w:sz w:val="20"/>
+          <w:szCs w:val="20"/>
+        </w:rPr>
+        <w:t xml:space="preserve">Sector KPIs:</w:t>
+      </w:r>
+    </w:p>
+    <w:p>
+      <w:pPr>
+        <w:pStyle w:val="ListParagraph"/>
+        <w:numPr>
+          <w:ilvl w:val="0"/>
+          <w:numId w:val="1"/>
+        </w:numPr>
+        <w:spacing w:after="60"/>
+      </w:pPr>
+      <w:r>
+        <w:t xml:space="preserve">Export revenue mix (Middle East): ~85-90% (stable) — primary concentration risk flagged by Infomerics</w:t>
+      </w:r>
+    </w:p>
+    <w:p>
+      <w:pPr>
+        <w:pStyle w:val="ListParagraph"/>
+        <w:numPr>
+          <w:ilvl w:val="0"/>
+          <w:numId w:val="1"/>
+        </w:numPr>
+        <w:spacing w:after="60"/>
+      </w:pPr>
+      <w:r>
+        <w:t xml:space="preserve">Manufacturing capacity added (Mumbai plant, live Aug-2026): +50-60% overall capacity, 125-150 kg/annum (improving)</w:t>
+      </w:r>
+    </w:p>
+    <w:p>
+      <w:pPr>
+        <w:pStyle w:val="ListParagraph"/>
+        <w:numPr>
+          <w:ilvl w:val="0"/>
+          <w:numId w:val="1"/>
+        </w:numPr>
+        <w:spacing w:after="60"/>
+      </w:pPr>
+      <w:r>
+        <w:t xml:space="preserve">Geographic reach: 18 states + 3 UTs domestically, 8 countries internationally (as of Jun-2026) (improving) — early-stage diversification away from Middle-East concentration</w:t>
       </w:r>
     </w:p>
     <w:p>
@@ -460,46 +3128,15 @@
         <w:spacing w:after="120" w:before="280"/>
       </w:pPr>
       <w:r>
-        <w:t xml:space="preserve">Bear Case / Key Risks</w:t>
-      </w:r>
-    </w:p>
-    <w:p>
-      <w:pPr>
-        <w:pStyle w:val="ListParagraph"/>
-        <w:numPr>
-          <w:ilvl w:val="0"/>
-          <w:numId w:val="1"/>
-        </w:numPr>
-        <w:spacing w:after="60"/>
-      </w:pPr>
-      <w:r>
-        <w:t xml:space="preserve">5-year revenue CAGR only ~10.2% - the inflection is one quarter old, not yet a trend</w:t>
-      </w:r>
-    </w:p>
-    <w:p>
-      <w:pPr>
-        <w:pStyle w:val="ListParagraph"/>
-        <w:numPr>
-          <w:ilvl w:val="0"/>
-          <w:numId w:val="1"/>
-        </w:numPr>
-        <w:spacing w:after="60"/>
-      </w:pPr>
-      <w:r>
-        <w:t xml:space="preserve">Diamond/gem jewellery export is a competitive, margin-thin, working-capital-heavy business generally</w:t>
-      </w:r>
-    </w:p>
-    <w:p>
-      <w:pPr>
-        <w:pStyle w:val="ListParagraph"/>
-        <w:numPr>
-          <w:ilvl w:val="0"/>
-          <w:numId w:val="1"/>
-        </w:numPr>
-        <w:spacing w:after="60"/>
-      </w:pPr>
-      <w:r>
-        <w:t xml:space="preserve">Micro-cap liquidity/size risk</w:t>
+        <w:t xml:space="preserve">Technical Read (Weekly / Monthly MACD + Bollinger Bands, or RSI/CCI/Williams %R proxy)</w:t>
+      </w:r>
+    </w:p>
+    <w:p>
+      <w:pPr>
+        <w:spacing w:after="120"/>
+      </w:pPr>
+      <w:r>
+        <w:t xml:space="preserve">Trading near/above the prior 52-wk high (~Rs 334 vs prior range Rs 168.85-303.90); no further TA pulled this pass.</w:t>
       </w:r>
     </w:p>
     <w:p>
@@ -508,7 +3145,15 @@
         <w:spacing w:after="120" w:before="280"/>
       </w:pPr>
       <w:r>
-        <w:t xml:space="preserve">Market-Cap Tier (informational — not a gate in this project)</w:t>
+        <w:t xml:space="preserve">ValuePickr Community Signal</w:t>
+      </w:r>
+    </w:p>
+    <w:p>
+      <w:pPr>
+        <w:spacing w:after="120"/>
+      </w:pPr>
+      <w:r>
+        <w:t xml:space="preserve">No forum check performed this pass either - four_box score 2.5 (2.0-2.5 band defaults to neither absent an explicit exception); the newly surfaced Infomerics Rating-Watch-Negative and dilutive warrant issue reinforce rather than change the 'watch for confirmation' read.</w:t>
       </w:r>
     </w:p>
     <w:p>
@@ -519,8 +3164,190 @@
         <w:rPr>
           <w:b/>
           <w:bCs/>
-        </w:rPr>
-        <w:t xml:space="preserve">Micro-cap (~Rs 140-240 Cr)</w:t>
+          <w:sz w:val="20"/>
+          <w:szCs w:val="20"/>
+        </w:rPr>
+        <w:t xml:space="preserve">High-conviction call from a top contributor: </w:t>
+      </w:r>
+      <w:r>
+        <w:rPr>
+          <w:sz w:val="20"/>
+          <w:szCs w:val="20"/>
+        </w:rPr>
+        <w:t xml:space="preserve">None sought.</w:t>
+      </w:r>
+    </w:p>
+    <w:p>
+      <w:pPr>
+        <w:pStyle w:val="Heading1"/>
+        <w:spacing w:after="120" w:before="280"/>
+      </w:pPr>
+      <w:r>
+        <w:t xml:space="preserve">BSE Corporate Actions / Other Red Flags</w:t>
+      </w:r>
+    </w:p>
+    <w:p>
+      <w:pPr>
+        <w:spacing w:after="120"/>
+      </w:pPr>
+      <w:r>
+        <w:t xml:space="preserve">No fraud/SEBI order and no auditor resignation found. HIGH CAUTION set this pass: Infomerics placed Rs 49 Cr of bank facilities on 'Rating Watch - Negative Implications' (10-Apr-2026) citing working-capital pressure, high bank-limit utilisation, and Middle-East export/geographic concentration -- a genuine, recent, third-party-flagged financial-stress signal. The company subsequently raised Rs 27.6 Cr via a dilutive preferential warrant issue (Jun-2026, 23 non-promoter investors, Rs 214/warrant) that will cut promoter holding from ~72.8% to ~61.4% on conversion, with Rs 15.6 Cr of the proceeds earmarked for working capital -- corroborating rather than resolving the rating agency's concern. High, otherwise-stable promoter holding remains a genuine positive, but is now a moving target.</w:t>
+      </w:r>
+    </w:p>
+    <w:p>
+      <w:pPr>
+        <w:pStyle w:val="Heading1"/>
+        <w:spacing w:after="120" w:before="280"/>
+      </w:pPr>
+      <w:r>
+        <w:t xml:space="preserve">Bull Case</w:t>
+      </w:r>
+    </w:p>
+    <w:p>
+      <w:pPr>
+        <w:pStyle w:val="ListParagraph"/>
+        <w:numPr>
+          <w:ilvl w:val="0"/>
+          <w:numId w:val="1"/>
+        </w:numPr>
+        <w:spacing w:after="60"/>
+      </w:pPr>
+      <w:r>
+        <w:t xml:space="preserve">Q1 FY27 EBITDA +69.3% YoY on revenue +22.7% - genuine operating-leverage inflection</w:t>
+      </w:r>
+    </w:p>
+    <w:p>
+      <w:pPr>
+        <w:pStyle w:val="ListParagraph"/>
+        <w:numPr>
+          <w:ilvl w:val="0"/>
+          <w:numId w:val="1"/>
+        </w:numPr>
+        <w:spacing w:after="60"/>
+      </w:pPr>
+      <w:r>
+        <w:t xml:space="preserve">New Mumbai plant adds 50-60% capacity (live since Aug-2026), an explicit move to diversify away from ~85-90% Middle-East revenue concentration</w:t>
+      </w:r>
+    </w:p>
+    <w:p>
+      <w:pPr>
+        <w:pStyle w:val="ListParagraph"/>
+        <w:numPr>
+          <w:ilvl w:val="0"/>
+          <w:numId w:val="1"/>
+        </w:numPr>
+        <w:spacing w:after="60"/>
+      </w:pPr>
+      <w:r>
+        <w:t xml:space="preserve">FY26 PAT +15.9% YoY with a 15% dividend recommended - some shareholder-return discipline; reasonable P/E (~14.8x)</w:t>
+      </w:r>
+    </w:p>
+    <w:p>
+      <w:pPr>
+        <w:pStyle w:val="ListParagraph"/>
+        <w:numPr>
+          <w:ilvl w:val="0"/>
+          <w:numId w:val="1"/>
+        </w:numPr>
+        <w:spacing w:after="60"/>
+      </w:pPr>
+      <w:r>
+        <w:t xml:space="preserve">Rs 27.6 Cr new capital brought in from 23 outside investors (not existing promoters or fresh bank debt) to fund growth and relieve working-capital strain</w:t>
+      </w:r>
+    </w:p>
+    <w:p>
+      <w:pPr>
+        <w:pStyle w:val="Heading1"/>
+        <w:spacing w:after="120" w:before="280"/>
+      </w:pPr>
+      <w:r>
+        <w:t xml:space="preserve">Bear Case / Key Risks</w:t>
+      </w:r>
+    </w:p>
+    <w:p>
+      <w:pPr>
+        <w:pStyle w:val="ListParagraph"/>
+        <w:numPr>
+          <w:ilvl w:val="0"/>
+          <w:numId w:val="1"/>
+        </w:numPr>
+        <w:spacing w:after="60"/>
+      </w:pPr>
+      <w:r>
+        <w:t xml:space="preserve">Infomerics placed Rs 49 Cr of bank facilities on Rating Watch - Negative (Apr-2026) over working-capital pressure, high bank-limit utilisation, and export/geographic concentration - a fresh, real credit-quality flag, not yet resolved</w:t>
+      </w:r>
+    </w:p>
+    <w:p>
+      <w:pPr>
+        <w:pStyle w:val="ListParagraph"/>
+        <w:numPr>
+          <w:ilvl w:val="0"/>
+          <w:numId w:val="1"/>
+        </w:numPr>
+        <w:spacing w:after="60"/>
+      </w:pPr>
+      <w:r>
+        <w:t xml:space="preserve">Promoter holding, though reported flat at 72.8%, is locked in to fall to ~61.4% as the Jun-2026 warrant issue converts over 18 months - a real, already-committed dilution event</w:t>
+      </w:r>
+    </w:p>
+    <w:p>
+      <w:pPr>
+        <w:pStyle w:val="ListParagraph"/>
+        <w:numPr>
+          <w:ilvl w:val="0"/>
+          <w:numId w:val="1"/>
+        </w:numPr>
+        <w:spacing w:after="60"/>
+      </w:pPr>
+      <w:r>
+        <w:t xml:space="preserve">5-year revenue CAGR only ~10.2% and historically lumpy/seasonal (large quarter-to-quarter swings tied to Gulf export demand) - the Q1 FY27 inflection is one quarter old, not yet a trend</w:t>
+      </w:r>
+    </w:p>
+    <w:p>
+      <w:pPr>
+        <w:pStyle w:val="ListParagraph"/>
+        <w:numPr>
+          <w:ilvl w:val="0"/>
+          <w:numId w:val="1"/>
+        </w:numPr>
+        <w:spacing w:after="60"/>
+      </w:pPr>
+      <w:r>
+        <w:t xml:space="preserve">Diamond/gem jewellery export is a competitive, margin-thin, working-capital-heavy business generally, and this company's own rating agency has now flagged that WC strain explicitly</w:t>
+      </w:r>
+    </w:p>
+    <w:p>
+      <w:pPr>
+        <w:pStyle w:val="ListParagraph"/>
+        <w:numPr>
+          <w:ilvl w:val="0"/>
+          <w:numId w:val="1"/>
+        </w:numPr>
+        <w:spacing w:after="60"/>
+      </w:pPr>
+      <w:r>
+        <w:t xml:space="preserve">Micro-cap liquidity/size risk; funds were raised specifically to plug a working-capital shortfall the rating agency flagged, which is a different signal than raising growth capital from strength</w:t>
+      </w:r>
+    </w:p>
+    <w:p>
+      <w:pPr>
+        <w:pStyle w:val="Heading1"/>
+        <w:spacing w:after="120" w:before="280"/>
+      </w:pPr>
+      <w:r>
+        <w:t xml:space="preserve">Market-Cap Tier (informational — not a gate in this project)</w:t>
+      </w:r>
+    </w:p>
+    <w:p>
+      <w:pPr>
+        <w:spacing w:after="120"/>
+      </w:pPr>
+      <w:r>
+        <w:rPr>
+          <w:b/>
+          <w:bCs/>
+        </w:rPr>
+        <w:t xml:space="preserve">Micro-cap (~Rs 232-240 Cr)</w:t>
       </w:r>
     </w:p>
     <w:p>
@@ -571,7 +3398,7 @@
           <w:sz w:val="20"/>
           <w:szCs w:val="20"/>
         </w:rPr>
-        <w:t xml:space="preserve">Genuine Q1 FY27 margin/capacity inflection and clean balance sheet, but only one quarter of proof against a weak 5-year growth base - watch, don't yet act.</w:t>
+        <w:t xml:space="preserve">Genuine Q1 FY27 margin/capacity inflection and a still-undemanding ~14.8x multiple, but the deep dive surfaces a fresh, real credit-quality flag (Infomerics Rating-Watch-Negative) and a locked-in promoter-dilution event -- watch, don't act.</w:t>
       </w:r>
     </w:p>
     <w:p>
@@ -594,46 +3421,59 @@
           <w:sz w:val="24"/>
           <w:szCs w:val="24"/>
         </w:rPr>
-        <w:t xml:space="preserve">Real Q1 FY27 margin/capacity inflection and clean balance sheet, but only one quarter of proof against a weak 5-year growth base - four_box score 2.5, defaults to neither; worth a re-look after 1-2 more quarters.</w:t>
-      </w:r>
-    </w:p>
-    <w:p>
-      <w:pPr>
-        <w:pStyle w:val="ListParagraph"/>
-        <w:numPr>
-          <w:ilvl w:val="0"/>
-          <w:numId w:val="1"/>
-        </w:numPr>
-        <w:spacing w:after="60"/>
-      </w:pPr>
-      <w:r>
-        <w:t xml:space="preserve">four_box: tailwind weak (0.5, company-specific capacity add rather than a sector-wide theme), tam weak (0.5, niche jewellery exporter), moat weak (0.5, some export relationships/promoter stability, not a hard moat), valuation yes (1.0, P/E ~14x reasonable for the growth shown) = 2.5</w:t>
-      </w:r>
-    </w:p>
-    <w:p>
-      <w:pPr>
-        <w:pStyle w:val="ListParagraph"/>
-        <w:numPr>
-          <w:ilvl w:val="0"/>
-          <w:numId w:val="1"/>
-        </w:numPr>
-        <w:spacing w:after="60"/>
-      </w:pPr>
-      <w:r>
-        <w:t xml:space="preserve">2.0-2.5 band defaults to 'neither' absent an explicit exception; declined to write one given only a single confirming quarter against a weak 5-yr CAGR</w:t>
-      </w:r>
-    </w:p>
-    <w:p>
-      <w:pPr>
-        <w:pStyle w:val="ListParagraph"/>
-        <w:numPr>
-          <w:ilvl w:val="0"/>
-          <w:numId w:val="1"/>
-        </w:numPr>
-        <w:spacing w:after="60"/>
-      </w:pPr>
-      <w:r>
-        <w:t xml:space="preserve">conviction Medium - untrusted X seed, but fundamentals (debt, promoter holding, Q1 inflection) are genuinely more constructive than the other five names in this batch; flagged for re-check next quarter rather than dismissed outright</w:t>
+        <w:t xml:space="preserve">Real Q1 FY27 margin/capacity inflection, but this deep dive uncovers a genuine new credit-quality flag (Infomerics Rating-Watch-Negative, Apr-2026, on working-capital pressure and export concentration) plus a locked-in ~15pp promoter dilution - HIGH CAUTION set, conviction capped at Low-Medium, thesis stays 'neither'.</w:t>
+      </w:r>
+    </w:p>
+    <w:p>
+      <w:pPr>
+        <w:pStyle w:val="ListParagraph"/>
+        <w:numPr>
+          <w:ilvl w:val="0"/>
+          <w:numId w:val="1"/>
+        </w:numPr>
+        <w:spacing w:after="60"/>
+      </w:pPr>
+      <w:r>
+        <w:t xml:space="preserve">four_box: tailwind weak (0.5, company-specific capacity add rather than a sector-wide theme), tam weak (0.5, niche jewellery exporter), moat weak (0.5, some export relationships/promoter stability, not a hard moat), valuation yes (1.0, P/E ~14.8x still statistically undemanding) = 2.5</w:t>
+      </w:r>
+    </w:p>
+    <w:p>
+      <w:pPr>
+        <w:pStyle w:val="ListParagraph"/>
+        <w:numPr>
+          <w:ilvl w:val="0"/>
+          <w:numId w:val="1"/>
+        </w:numPr>
+        <w:spacing w:after="60"/>
+      </w:pPr>
+      <w:r>
+        <w:t xml:space="preserve">2.0-2.5 band defaults to 'neither' absent an explicit exception; declined to write one given only a single confirming quarter against a weak 5-yr CAGR, now compounded by a fresh credit-quality question</w:t>
+      </w:r>
+    </w:p>
+    <w:p>
+      <w:pPr>
+        <w:pStyle w:val="ListParagraph"/>
+        <w:numPr>
+          <w:ilvl w:val="0"/>
+          <w:numId w:val="1"/>
+        </w:numPr>
+        <w:spacing w:after="60"/>
+      </w:pPr>
+      <w:r>
+        <w:t xml:space="preserve">HIGH CAUTION set this pass: Infomerics' 10-Apr-2026 Rating-Watch-Negative on Rs 49 Cr of bank facilities (working-capital pressure, high bank-limit utilisation, geographic/customer concentration) is a genuine, recent, third-party-flagged financial-stress signal that a light-lane read had missed; the company's own Jun-2026 dilutive warrant issue (Rs 15.6 Cr of Rs 27.6 Cr earmarked for working capital) corroborates rather than resolves it</w:t>
+      </w:r>
+    </w:p>
+    <w:p>
+      <w:pPr>
+        <w:pStyle w:val="ListParagraph"/>
+        <w:numPr>
+          <w:ilvl w:val="0"/>
+          <w:numId w:val="1"/>
+        </w:numPr>
+        <w:spacing w:after="60"/>
+      </w:pPr>
+      <w:r>
+        <w:t xml:space="preserve">Conviction downgraded Medium -&gt; Low-Medium per the HIGH CAUTION cap: fundamentals (Q1 inflection, dividend, capacity add) are still genuinely more constructive than a distressed name, but the credit-watch flag and locked-in ~15pp promoter dilution are real, current risks, not resolved ones - re-check next quarter and on any Infomerics rating action (upgrade/downgrade off the watch)</w:t>
       </w:r>
     </w:p>
     <w:p>
